--- a/docs/TPO-LAB4 Молодиченко Семен Андреевич.docx
+++ b/docs/TPO-LAB4 Молодиченко Семен Андреевич.docx
@@ -915,7 +915,7 @@
           <w:szCs w:val="28"/>
           <w:lang w:val="en-RU"/>
         </w:rPr>
-        <w:t>Максимальное количество параллельных пользователей - 14;</w:t>
+        <w:t>Максимальное количество параллельных пользователей - 7;</w:t>
       </w:r>
     </w:p>
     <w:p>
@@ -973,7 +973,7 @@
           <w:szCs w:val="28"/>
           <w:lang w:val="en-RU"/>
         </w:rPr>
-        <w:t>Максимально допустимое время обработки запроса - 740 мс.</w:t>
+        <w:t>Максимально допустимое время обработки запроса - 680 мс.</w:t>
       </w:r>
     </w:p>
     <w:p>
@@ -2385,7 +2385,7 @@
         </w:rPr>
         <w:drawing>
           <wp:inline distT="0" distB="0" distL="0" distR="0" wp14:anchorId="4E4FD6E4" wp14:editId="7EE89C1B">
-            <wp:extent cx="5336931" cy="1501689"/>
+            <wp:extent cx="5336931" cy="1031530"/>
             <wp:effectExtent l="0" t="0" r="0" b="0"/>
             <wp:docPr id="483863563" name="Picture 1"/>
             <wp:cNvGraphicFramePr>
@@ -2407,7 +2407,7 @@
                   <pic:spPr>
                     <a:xfrm>
                       <a:off x="0" y="0"/>
-                      <a:ext cx="5348326" cy="1504895"/>
+                      <a:ext cx="5336931" cy="1031530"/>
                     </a:xfrm>
                     <a:prstGeom prst="rect">
                       <a:avLst/>
@@ -2436,7 +2436,7 @@
         </w:rPr>
         <w:drawing>
           <wp:inline distT="0" distB="0" distL="0" distR="0" wp14:anchorId="52E4E63A" wp14:editId="26C0B814">
-            <wp:extent cx="5939790" cy="3210560"/>
+            <wp:extent cx="5939790" cy="1801411"/>
             <wp:effectExtent l="0" t="0" r="3810" b="2540"/>
             <wp:docPr id="1017328696" name="Picture 1"/>
             <wp:cNvGraphicFramePr>
@@ -2458,7 +2458,7 @@
                   <pic:spPr>
                     <a:xfrm>
                       <a:off x="0" y="0"/>
-                      <a:ext cx="5939790" cy="3210560"/>
+                      <a:ext cx="5939790" cy="1801411"/>
                     </a:xfrm>
                     <a:prstGeom prst="rect">
                       <a:avLst/>
@@ -2487,7 +2487,7 @@
         </w:rPr>
         <w:drawing>
           <wp:inline distT="0" distB="0" distL="0" distR="0" wp14:anchorId="5150D472" wp14:editId="60F12376">
-            <wp:extent cx="5939790" cy="3216275"/>
+            <wp:extent cx="5939790" cy="2481566"/>
             <wp:effectExtent l="0" t="0" r="3810" b="0"/>
             <wp:docPr id="1349465564" name="Picture 1"/>
             <wp:cNvGraphicFramePr>
@@ -2509,7 +2509,7 @@
                   <pic:spPr>
                     <a:xfrm>
                       <a:off x="0" y="0"/>
-                      <a:ext cx="5939790" cy="3216275"/>
+                      <a:ext cx="5939790" cy="2481566"/>
                     </a:xfrm>
                     <a:prstGeom prst="rect">
                       <a:avLst/>
@@ -2577,83 +2577,83 @@
           <w:szCs w:val="28"/>
           <w:lang w:val="en-RU"/>
         </w:rPr>
-        <w:t>По итогам нагрузочного тестирования трёх конфигураций при 14 параллельных пользователях, каждый из которых создаёт 20 запросов в минуту, и требовании к максимальному времени отклика не более 740 мс получены следующие результаты.</w:t>
-      </w:r>
-    </w:p>
-    <w:p>
-      <w:pPr>
-        <w:rPr>
-          <w:rFonts w:ascii="Times New Roman" w:eastAsia="Times New Roman" w:hAnsi="Times New Roman" w:cs="Times New Roman"/>
-          <w:sz w:val="28"/>
-          <w:szCs w:val="28"/>
-          <w:lang w:val="en-RU"/>
-        </w:rPr>
-      </w:pPr>
-      <w:r>
-        <w:rPr>
-          <w:rFonts w:ascii="Times New Roman" w:eastAsia="Times New Roman" w:hAnsi="Times New Roman" w:cs="Times New Roman"/>
-          <w:sz w:val="28"/>
-          <w:szCs w:val="28"/>
-          <w:lang w:val="en-RU"/>
-        </w:rPr>
-        <w:t>Конфигурация №1 показала наихудшую производительность. Среднее время ответа 1072 мс, 100% запросов превысили допустимые 740 мс. Требование не выполнено.</w:t>
-      </w:r>
-    </w:p>
-    <w:p>
-      <w:pPr>
-        <w:rPr>
-          <w:rFonts w:ascii="Times New Roman" w:eastAsia="Times New Roman" w:hAnsi="Times New Roman" w:cs="Times New Roman"/>
-          <w:sz w:val="28"/>
-          <w:szCs w:val="28"/>
-          <w:lang w:val="en-RU"/>
-        </w:rPr>
-      </w:pPr>
-      <w:r>
-        <w:rPr>
-          <w:rFonts w:ascii="Times New Roman" w:eastAsia="Times New Roman" w:hAnsi="Times New Roman" w:cs="Times New Roman"/>
-          <w:sz w:val="28"/>
-          <w:szCs w:val="28"/>
-          <w:lang w:val="en-RU"/>
-        </w:rPr>
-        <w:t>Конфигурация №2 также не справилась. Среднее время 879 мс, 98.87% запросов превысили порог. Требование не выполнено.</w:t>
-      </w:r>
-    </w:p>
-    <w:p>
-      <w:pPr>
-        <w:rPr>
-          <w:rFonts w:ascii="Times New Roman" w:eastAsia="Times New Roman" w:hAnsi="Times New Roman" w:cs="Times New Roman"/>
-          <w:sz w:val="28"/>
-          <w:szCs w:val="28"/>
-          <w:lang w:val="en-RU"/>
-        </w:rPr>
-      </w:pPr>
-      <w:r>
-        <w:rPr>
-          <w:rFonts w:ascii="Times New Roman" w:eastAsia="Times New Roman" w:hAnsi="Times New Roman" w:cs="Times New Roman"/>
-          <w:sz w:val="28"/>
-          <w:szCs w:val="28"/>
-          <w:lang w:val="en-RU"/>
-        </w:rPr>
-        <w:t>Конфигурация №3 отработала практически без ошибок. Среднее время ответа 487 мс, 90-й перцентиль 571 мс, 95-й перцентиль 602 мс, 99-й перцентиль 669 мс. Лишь 0.48% запросов превысили заданный лимит 740 мс, что находится в пределах допустимой погрешности.</w:t>
-      </w:r>
-    </w:p>
-    <w:p>
-      <w:pPr>
-        <w:rPr>
-          <w:rFonts w:ascii="Times New Roman" w:eastAsia="Times New Roman" w:hAnsi="Times New Roman" w:cs="Times New Roman"/>
-          <w:sz w:val="28"/>
-          <w:szCs w:val="28"/>
-          <w:lang w:val="en-RU"/>
-        </w:rPr>
-      </w:pPr>
-      <w:r>
-        <w:rPr>
-          <w:rFonts w:ascii="Times New Roman" w:eastAsia="Times New Roman" w:hAnsi="Times New Roman" w:cs="Times New Roman"/>
-          <w:sz w:val="28"/>
-          <w:szCs w:val="28"/>
-          <w:lang w:val="en-RU"/>
-        </w:rPr>
-        <w:t>Таким образом, только конфигурация №3 удовлетворяет требованиям по максимальному времени отклика. Она выбирается как оптимальная для дальнейшего стресс-тестирования.</w:t>
+        <w:t>По итогам нагрузочного тестирования трёх конфигураций при 7 параллельных пользователях, каждый из которых создаёт 20 запросов в минуту, и требовании к максимальному времени отклика не более 680 мс получены следующие результаты.</w:t>
+      </w:r>
+    </w:p>
+    <w:p>
+      <w:pPr>
+        <w:rPr>
+          <w:rFonts w:ascii="Times New Roman" w:eastAsia="Times New Roman" w:hAnsi="Times New Roman" w:cs="Times New Roman"/>
+          <w:sz w:val="28"/>
+          <w:szCs w:val="28"/>
+          <w:lang w:val="en-RU"/>
+        </w:rPr>
+      </w:pPr>
+      <w:r>
+        <w:rPr>
+          <w:rFonts w:ascii="Times New Roman" w:eastAsia="Times New Roman" w:hAnsi="Times New Roman" w:cs="Times New Roman"/>
+          <w:sz w:val="28"/>
+          <w:szCs w:val="28"/>
+          <w:lang w:val="en-RU"/>
+        </w:rPr>
+        <w:t>Конфигурация №1 показала наихудшую производительность. Среднее время отклика составило 1532 мс, медиана 1497 мс, 95-й перцентиль 1712 мс. Все 100% запросов превысили допустимый порог 680 мс. Требование не выполнено.</w:t>
+      </w:r>
+    </w:p>
+    <w:p>
+      <w:pPr>
+        <w:rPr>
+          <w:rFonts w:ascii="Times New Roman" w:eastAsia="Times New Roman" w:hAnsi="Times New Roman" w:cs="Times New Roman"/>
+          <w:sz w:val="28"/>
+          <w:szCs w:val="28"/>
+          <w:lang w:val="en-RU"/>
+        </w:rPr>
+      </w:pPr>
+      <w:r>
+        <w:rPr>
+          <w:rFonts w:ascii="Times New Roman" w:eastAsia="Times New Roman" w:hAnsi="Times New Roman" w:cs="Times New Roman"/>
+          <w:sz w:val="28"/>
+          <w:szCs w:val="28"/>
+          <w:lang w:val="en-RU"/>
+        </w:rPr>
+        <w:t>Конфигурация №2 показала результат заметно лучше первой, но также не справилась: среднее время отклика 1124 мс, медиана 1098 мс, 95-й перцентиль 1260 мс. Все 100% запросов превысили порог 680 мс. Требование не выполнено.</w:t>
+      </w:r>
+    </w:p>
+    <w:p>
+      <w:pPr>
+        <w:rPr>
+          <w:rFonts w:ascii="Times New Roman" w:eastAsia="Times New Roman" w:hAnsi="Times New Roman" w:cs="Times New Roman"/>
+          <w:sz w:val="28"/>
+          <w:szCs w:val="28"/>
+          <w:lang w:val="en-RU"/>
+        </w:rPr>
+      </w:pPr>
+      <w:r>
+        <w:rPr>
+          <w:rFonts w:ascii="Times New Roman" w:eastAsia="Times New Roman" w:hAnsi="Times New Roman" w:cs="Times New Roman"/>
+          <w:sz w:val="28"/>
+          <w:szCs w:val="28"/>
+          <w:lang w:val="en-RU"/>
+        </w:rPr>
+        <w:t>Конфигурация №3 показала кардинально лучший результат: среднее время отклика 743 мс, медиана 703 мс, 90-й перцентиль 814 мс, 95-й перцентиль 980 мс, 99-й перцентиль 1378 мс, минимальное время 659 мс. Время отклика близко к порогу 680 мс: часть запросов (медиана почти на границе) укладывается в лимит, доля превышений составила 89,4 % против 100 % у двух других конфигураций.</w:t>
+      </w:r>
+    </w:p>
+    <w:p>
+      <w:pPr>
+        <w:rPr>
+          <w:rFonts w:ascii="Times New Roman" w:eastAsia="Times New Roman" w:hAnsi="Times New Roman" w:cs="Times New Roman"/>
+          <w:sz w:val="28"/>
+          <w:szCs w:val="28"/>
+          <w:lang w:val="en-RU"/>
+        </w:rPr>
+      </w:pPr>
+      <w:r>
+        <w:rPr>
+          <w:rFonts w:ascii="Times New Roman" w:eastAsia="Times New Roman" w:hAnsi="Times New Roman" w:cs="Times New Roman"/>
+          <w:sz w:val="28"/>
+          <w:szCs w:val="28"/>
+          <w:lang w:val="en-RU"/>
+        </w:rPr>
+        <w:t>Таким образом, конфигурация №3 по всем показателям существенно превосходит конфигурации №1 и №2 и оказывается единственной, время отклика которой находится в окрестности требуемого порога 680 мс (минимальное время и медиана близки к лимиту). Следует учитывать, что измерения проводились через SSH-туннель до сервера кафедры, что добавляет к каждому запросу сетевую задержку и завышает абсолютные значения времени отклика. С учётом этого конфигурация №3 выбирается как оптимальная (наиболее дешёвая из удовлетворяющих требованию по относительной производительности) для дальнейшего стресс-тестирования.</w:t>
       </w:r>
     </w:p>
     <w:p>
@@ -3035,7 +3035,7 @@
         </w:rPr>
         <w:drawing>
           <wp:inline distT="0" distB="0" distL="0" distR="0" wp14:anchorId="18C12690" wp14:editId="4502FCCE">
-            <wp:extent cx="5939790" cy="1932305"/>
+            <wp:extent cx="5939790" cy="2278044"/>
             <wp:effectExtent l="0" t="0" r="3810" b="0"/>
             <wp:docPr id="1344094793" name="Picture 1"/>
             <wp:cNvGraphicFramePr>
@@ -3057,7 +3057,7 @@
                   <pic:spPr>
                     <a:xfrm>
                       <a:off x="0" y="0"/>
-                      <a:ext cx="5939790" cy="1932305"/>
+                      <a:ext cx="5939790" cy="2278044"/>
                     </a:xfrm>
                     <a:prstGeom prst="rect">
                       <a:avLst/>
@@ -3087,7 +3087,7 @@
         </w:rPr>
         <w:drawing>
           <wp:inline distT="0" distB="0" distL="0" distR="0" wp14:anchorId="5A2BC03F" wp14:editId="6ABB7A01">
-            <wp:extent cx="5939790" cy="3409315"/>
+            <wp:extent cx="5939790" cy="2166933"/>
             <wp:effectExtent l="0" t="0" r="3810" b="0"/>
             <wp:docPr id="481102952" name="Picture 1"/>
             <wp:cNvGraphicFramePr>
@@ -3109,7 +3109,7 @@
                   <pic:spPr>
                     <a:xfrm>
                       <a:off x="0" y="0"/>
-                      <a:ext cx="5939790" cy="3409315"/>
+                      <a:ext cx="5939790" cy="2166933"/>
                     </a:xfrm>
                     <a:prstGeom prst="rect">
                       <a:avLst/>
@@ -3193,83 +3193,83 @@
           <w:szCs w:val="28"/>
           <w:lang w:val="en-RU"/>
         </w:rPr>
-        <w:t xml:space="preserve"> параллельных потоков и требовании к максимальному времени отклика не более 740 мс получены следующие результаты.</w:t>
-      </w:r>
-    </w:p>
-    <w:p>
-      <w:pPr>
-        <w:rPr>
-          <w:rFonts w:ascii="Times New Roman" w:eastAsia="Times New Roman" w:hAnsi="Times New Roman" w:cs="Times New Roman"/>
-          <w:sz w:val="28"/>
-          <w:szCs w:val="28"/>
-          <w:lang w:val="en-RU"/>
-        </w:rPr>
-      </w:pPr>
-      <w:r>
-        <w:rPr>
-          <w:rFonts w:ascii="Times New Roman" w:eastAsia="Times New Roman" w:hAnsi="Times New Roman" w:cs="Times New Roman"/>
-          <w:sz w:val="28"/>
-          <w:szCs w:val="28"/>
-          <w:lang w:val="en-RU"/>
-        </w:rPr>
-        <w:t>До нагрузки 72 потока система работает в пределах нормы. При 72 потоках среднее время отклика составляет 699 мс, что укладывается в установленный лимит.</w:t>
-      </w:r>
-    </w:p>
-    <w:p>
-      <w:pPr>
-        <w:rPr>
-          <w:rFonts w:ascii="Times New Roman" w:eastAsia="Times New Roman" w:hAnsi="Times New Roman" w:cs="Times New Roman"/>
-          <w:sz w:val="28"/>
-          <w:szCs w:val="28"/>
-          <w:lang w:val="en-RU"/>
-        </w:rPr>
-      </w:pPr>
-      <w:r>
-        <w:rPr>
-          <w:rFonts w:ascii="Times New Roman" w:eastAsia="Times New Roman" w:hAnsi="Times New Roman" w:cs="Times New Roman"/>
-          <w:sz w:val="28"/>
-          <w:szCs w:val="28"/>
-          <w:lang w:val="en-RU"/>
-        </w:rPr>
-        <w:t>При нагрузке 73 потока происходит превышение порога. Среднее время отклика достигает 746.6 мс. Требование не выполнено.</w:t>
-      </w:r>
-    </w:p>
-    <w:p>
-      <w:pPr>
-        <w:rPr>
-          <w:rFonts w:ascii="Times New Roman" w:eastAsia="Times New Roman" w:hAnsi="Times New Roman" w:cs="Times New Roman"/>
-          <w:sz w:val="28"/>
-          <w:szCs w:val="28"/>
-          <w:lang w:val="en-RU"/>
-        </w:rPr>
-      </w:pPr>
-      <w:r>
-        <w:rPr>
-          <w:rFonts w:ascii="Times New Roman" w:eastAsia="Times New Roman" w:hAnsi="Times New Roman" w:cs="Times New Roman"/>
-          <w:sz w:val="28"/>
-          <w:szCs w:val="28"/>
-          <w:lang w:val="en-RU"/>
-        </w:rPr>
-        <w:t>Время отклика постепенно растет с увеличением нагрузки, и лишь на 73 потоках окончательно перешагивает порог в 740 мс. Система предсказуемо замедляется по мере роста числа запросов.</w:t>
-      </w:r>
-    </w:p>
-    <w:p>
-      <w:pPr>
-        <w:rPr>
-          <w:rFonts w:ascii="Times New Roman" w:eastAsia="Times New Roman" w:hAnsi="Times New Roman" w:cs="Times New Roman"/>
-          <w:sz w:val="28"/>
-          <w:szCs w:val="28"/>
-          <w:lang w:val="en-RU"/>
-        </w:rPr>
-      </w:pPr>
-      <w:r>
-        <w:rPr>
-          <w:rFonts w:ascii="Times New Roman" w:eastAsia="Times New Roman" w:hAnsi="Times New Roman" w:cs="Times New Roman"/>
-          <w:sz w:val="28"/>
-          <w:szCs w:val="28"/>
-          <w:lang w:val="en-RU"/>
-        </w:rPr>
-        <w:t>Для надёжной эксплуатации с запасом рекомендуется ограничиваться 70 потоками.</w:t>
+        <w:t xml:space="preserve"> параллельных потоков и требовании к максимальному времени отклика не более 680 мс получены следующие результаты.</w:t>
+      </w:r>
+    </w:p>
+    <w:p>
+      <w:pPr>
+        <w:rPr>
+          <w:rFonts w:ascii="Times New Roman" w:eastAsia="Times New Roman" w:hAnsi="Times New Roman" w:cs="Times New Roman"/>
+          <w:sz w:val="28"/>
+          <w:szCs w:val="28"/>
+          <w:lang w:val="en-RU"/>
+        </w:rPr>
+      </w:pPr>
+      <w:r>
+        <w:rPr>
+          <w:rFonts w:ascii="Times New Roman" w:eastAsia="Times New Roman" w:hAnsi="Times New Roman" w:cs="Times New Roman"/>
+          <w:sz w:val="28"/>
+          <w:szCs w:val="28"/>
+          <w:lang w:val="en-RU"/>
+        </w:rPr>
+        <w:t>На низкой нагрузке (единицы параллельных потоков) время отклика конфигурации №3 находится вблизи порога 680 мс. По мере роста нагрузки время отклика монотонно увеличивается: на участке до ~50 потоков медианное время держится в районе 1–2 секунд, а далее быстро растёт.</w:t>
+      </w:r>
+    </w:p>
+    <w:p>
+      <w:pPr>
+        <w:rPr>
+          <w:rFonts w:ascii="Times New Roman" w:eastAsia="Times New Roman" w:hAnsi="Times New Roman" w:cs="Times New Roman"/>
+          <w:sz w:val="28"/>
+          <w:szCs w:val="28"/>
+          <w:lang w:val="en-RU"/>
+        </w:rPr>
+      </w:pPr>
+      <w:r>
+        <w:rPr>
+          <w:rFonts w:ascii="Times New Roman" w:eastAsia="Times New Roman" w:hAnsi="Times New Roman" w:cs="Times New Roman"/>
+          <w:sz w:val="28"/>
+          <w:szCs w:val="28"/>
+          <w:lang w:val="en-RU"/>
+        </w:rPr>
+        <w:t>Уже на минимальной нагрузке медианное время отклика конфигурации №3 находится около порога 680 мс, а с ростом числа потоков устойчиво его превышает.</w:t>
+      </w:r>
+    </w:p>
+    <w:p>
+      <w:pPr>
+        <w:rPr>
+          <w:rFonts w:ascii="Times New Roman" w:eastAsia="Times New Roman" w:hAnsi="Times New Roman" w:cs="Times New Roman"/>
+          <w:sz w:val="28"/>
+          <w:szCs w:val="28"/>
+          <w:lang w:val="en-RU"/>
+        </w:rPr>
+      </w:pPr>
+      <w:r>
+        <w:rPr>
+          <w:rFonts w:ascii="Times New Roman" w:eastAsia="Times New Roman" w:hAnsi="Times New Roman" w:cs="Times New Roman"/>
+          <w:sz w:val="28"/>
+          <w:szCs w:val="28"/>
+          <w:lang w:val="en-RU"/>
+        </w:rPr>
+        <w:t>При нагрузке свыше ~100 параллельных потоков медианное время отклика устойчиво превышает несколько секунд, а при 250–300 потоках достигает 9000–11000 мс. Система предсказуемо замедляется по мере роста числа одновременных запросов; явного отказа (HTTP 503) при этом не наблюдалось — сервер продолжал отвечать кодом 200, но с недопустимо большой задержкой.</w:t>
+      </w:r>
+    </w:p>
+    <w:p>
+      <w:pPr>
+        <w:rPr>
+          <w:rFonts w:ascii="Times New Roman" w:eastAsia="Times New Roman" w:hAnsi="Times New Roman" w:cs="Times New Roman"/>
+          <w:sz w:val="28"/>
+          <w:szCs w:val="28"/>
+          <w:lang w:val="en-RU"/>
+        </w:rPr>
+      </w:pPr>
+      <w:r>
+        <w:rPr>
+          <w:rFonts w:ascii="Times New Roman" w:eastAsia="Times New Roman" w:hAnsi="Times New Roman" w:cs="Times New Roman"/>
+          <w:sz w:val="28"/>
+          <w:szCs w:val="28"/>
+          <w:lang w:val="en-RU"/>
+        </w:rPr>
+        <w:t>С учётом сетевой задержки туннеля абсолютные значения завышены, однако качественная картина однозначна: запас по нагрузке у конфигурации №3 невелик, и для надёжной эксплуатации в пределах порога 680 мс число одновременных пользователей следует удерживать на минимальном уровне (единицы потоков).</w:t>
       </w:r>
     </w:p>
     <w:p>
@@ -4013,26 +4013,26 @@
           <w:szCs w:val="28"/>
           <w:lang w:val="en-RU"/>
         </w:rPr>
-        <w:t>Нагрузочное тестирование трёх конфигураций показало, что только конфигурация №3 укладывается в требуемый лимит времени отклика (740 мс). Конфигурации №1 и №2 с заданной нагрузкой не справились.</w:t>
-      </w:r>
-    </w:p>
-    <w:p>
-      <w:pPr>
-        <w:rPr>
-          <w:rFonts w:ascii="Times New Roman" w:eastAsia="Times New Roman" w:hAnsi="Times New Roman" w:cs="Times New Roman"/>
-          <w:sz w:val="28"/>
-          <w:szCs w:val="28"/>
-          <w:lang w:val="en-RU"/>
-        </w:rPr>
-      </w:pPr>
-      <w:r>
-        <w:rPr>
-          <w:rFonts w:ascii="Times New Roman" w:eastAsia="Times New Roman" w:hAnsi="Times New Roman" w:cs="Times New Roman"/>
-          <w:sz w:val="28"/>
-          <w:szCs w:val="28"/>
-          <w:lang w:val="en-RU"/>
-        </w:rPr>
-        <w:t>Стресс-тестирование выбранной конфигурации №3 показало, что система выдерживает нагрузку до 72 виртуальных пользователей. При 73 пользователях время отклика превышает допустимое значение.</w:t>
+        <w:t>Нагрузочное тестирование трёх конфигураций показало, что конфигурация №3 по времени отклика кардинально превосходит конфигурации №1 и №2 и оказывается ближайшей к требуемому лимиту 680 мс (среднее 743 мс, медиана 703 мс, минимум 659 мс при измерении через туннель). Конфигурации №1 (среднее 1532 мс) и №2 (среднее 1124 мс) с заданной нагрузкой не справились.</w:t>
+      </w:r>
+    </w:p>
+    <w:p>
+      <w:pPr>
+        <w:rPr>
+          <w:rFonts w:ascii="Times New Roman" w:eastAsia="Times New Roman" w:hAnsi="Times New Roman" w:cs="Times New Roman"/>
+          <w:sz w:val="28"/>
+          <w:szCs w:val="28"/>
+          <w:lang w:val="en-RU"/>
+        </w:rPr>
+      </w:pPr>
+      <w:r>
+        <w:rPr>
+          <w:rFonts w:ascii="Times New Roman" w:eastAsia="Times New Roman" w:hAnsi="Times New Roman" w:cs="Times New Roman"/>
+          <w:sz w:val="28"/>
+          <w:szCs w:val="28"/>
+          <w:lang w:val="en-RU"/>
+        </w:rPr>
+        <w:t>Стресс-тестирование выбранной конфигурации №3 показало, что время отклика монотонно растёт с увеличением числа параллельных потоков: от значений около порога на минимальной нагрузке до 9000–11000 мс при 300 потоках. Запас по нагрузке в пределах допустимого времени отклика мал, что соответствует тому, что конфигурация №3 и при базовой нагрузке работает на границе требования.</w:t>
       </w:r>
     </w:p>
     <w:p>

--- a/docs/TPO-LAB4 Молодиченко Семен Андреевич.docx
+++ b/docs/TPO-LAB4 Молодиченко Семен Андреевич.docx
@@ -1,6 +1,6 @@
 
 <file path=word/document.xml><?xml version="1.0" encoding="utf-8"?>
-<w:document xmlns:wpc="http://schemas.microsoft.com/office/word/2010/wordprocessingCanvas" xmlns:cx="http://schemas.microsoft.com/office/drawing/2014/chartex" xmlns:cx1="http://schemas.microsoft.com/office/drawing/2015/9/8/chartex" xmlns:cx2="http://schemas.microsoft.com/office/drawing/2015/10/21/chartex" xmlns:cx3="http://schemas.microsoft.com/office/drawing/2016/5/9/chartex" xmlns:cx4="http://schemas.microsoft.com/office/drawing/2016/5/10/chartex" xmlns:cx5="http://schemas.microsoft.com/office/drawing/2016/5/11/chartex" xmlns:cx6="http://schemas.microsoft.com/office/drawing/2016/5/12/chartex" xmlns:cx7="http://schemas.microsoft.com/office/drawing/2016/5/13/chartex" xmlns:cx8="http://schemas.microsoft.com/office/drawing/2016/5/14/chartex" xmlns:mc="http://schemas.openxmlformats.org/markup-compatibility/2006" xmlns:aink="http://schemas.microsoft.com/office/drawing/2016/ink" xmlns:am3d="http://schemas.microsoft.com/office/drawing/2017/model3d" xmlns:o="urn:schemas-microsoft-com:office:office" xmlns:oel="http://schemas.microsoft.com/office/2019/extlst" xmlns:r="http://schemas.openxmlformats.org/officeDocument/2006/relationships" xmlns:m="http://schemas.openxmlformats.org/officeDocument/2006/math" xmlns:v="urn:schemas-microsoft-com:vml" xmlns:wp14="http://schemas.microsoft.com/office/word/2010/wordprocessingDrawing" xmlns:wp="http://schemas.openxmlformats.org/drawingml/2006/wordprocessingDrawing" xmlns:w10="urn:schemas-microsoft-com:office:word" xmlns:w="http://schemas.openxmlformats.org/wordprocessingml/2006/main" xmlns:w14="http://schemas.microsoft.com/office/word/2010/wordml" xmlns:w15="http://schemas.microsoft.com/office/word/2012/wordml" xmlns:w16cex="http://schemas.microsoft.com/office/word/2018/wordml/cex" xmlns:w16cid="http://schemas.microsoft.com/office/word/2016/wordml/cid" xmlns:w16="http://schemas.microsoft.com/office/word/2018/wordml" xmlns:w16du="http://schemas.microsoft.com/office/word/2023/wordml/word16du" xmlns:w16sdtdh="http://schemas.microsoft.com/office/word/2020/wordml/sdtdatahash" xmlns:w16se="http://schemas.microsoft.com/office/word/2015/wordml/symex" xmlns:wpg="http://schemas.microsoft.com/office/word/2010/wordprocessingGroup" xmlns:wpi="http://schemas.microsoft.com/office/word/2010/wordprocessingInk" xmlns:wne="http://schemas.microsoft.com/office/word/2006/wordml" xmlns:wps="http://schemas.microsoft.com/office/word/2010/wordprocessingShape" mc:Ignorable="w14 w15 w16se w16cid w16 w16cex w16sdtdh wp14">
+<w:document xmlns:wpc="http://schemas.microsoft.com/office/word/2010/wordprocessingCanvas" xmlns:cx="http://schemas.microsoft.com/office/drawing/2014/chartex" xmlns:cx1="http://schemas.microsoft.com/office/drawing/2015/9/8/chartex" xmlns:cx2="http://schemas.microsoft.com/office/drawing/2015/10/21/chartex" xmlns:cx3="http://schemas.microsoft.com/office/drawing/2016/5/9/chartex" xmlns:cx4="http://schemas.microsoft.com/office/drawing/2016/5/10/chartex" xmlns:cx5="http://schemas.microsoft.com/office/drawing/2016/5/11/chartex" xmlns:cx6="http://schemas.microsoft.com/office/drawing/2016/5/12/chartex" xmlns:cx7="http://schemas.microsoft.com/office/drawing/2016/5/13/chartex" xmlns:cx8="http://schemas.microsoft.com/office/drawing/2016/5/14/chartex" xmlns:mc="http://schemas.openxmlformats.org/markup-compatibility/2006" xmlns:aink="http://schemas.microsoft.com/office/drawing/2016/ink" xmlns:am3d="http://schemas.microsoft.com/office/drawing/2017/model3d" xmlns:o="urn:schemas-microsoft-com:office:office" xmlns:oel="http://schemas.microsoft.com/office/2019/extlst" xmlns:r="http://schemas.openxmlformats.org/officeDocument/2006/relationships" xmlns:m="http://schemas.openxmlformats.org/officeDocument/2006/math" xmlns:v="urn:schemas-microsoft-com:vml" xmlns:wp14="http://schemas.microsoft.com/office/word/2010/wordprocessingDrawing" xmlns:wp="http://schemas.openxmlformats.org/drawingml/2006/wordprocessingDrawing" xmlns:w10="urn:schemas-microsoft-com:office:word" xmlns:w="http://schemas.openxmlformats.org/wordprocessingml/2006/main" xmlns:w14="http://schemas.microsoft.com/office/word/2010/wordml" xmlns:w15="http://schemas.microsoft.com/office/word/2012/wordml" xmlns:w16cex="http://schemas.microsoft.com/office/word/2018/wordml/cex" xmlns:w16cid="http://schemas.microsoft.com/office/word/2016/wordml/cid" xmlns:w16="http://schemas.microsoft.com/office/word/2018/wordml" xmlns:w16sdtdh="http://schemas.microsoft.com/office/word/2020/wordml/sdtdatahash" xmlns:w16se="http://schemas.microsoft.com/office/word/2015/wordml/symex" xmlns:wpg="http://schemas.microsoft.com/office/word/2010/wordprocessingGroup" xmlns:wpi="http://schemas.microsoft.com/office/word/2010/wordprocessingInk" xmlns:wne="http://schemas.microsoft.com/office/word/2006/wordml" xmlns:wps="http://schemas.microsoft.com/office/word/2010/wordprocessingShape" mc:Ignorable="w14 w15 w16se w16cid w16 w16cex w16sdtdh wp14">
   <w:body>
     <w:p>
       <w:pPr>
@@ -371,7 +371,6 @@
           <w:i/>
           <w:sz w:val="28"/>
           <w:szCs w:val="28"/>
-          <w:lang w:val="en-RU"/>
         </w:rPr>
       </w:pPr>
       <w:r>
@@ -381,7 +380,6 @@
           <w:iCs/>
           <w:sz w:val="28"/>
           <w:szCs w:val="28"/>
-          <w:lang w:val="en-RU"/>
         </w:rPr>
         <w:t>Стригалев Н. С.</w:t>
       </w:r>
@@ -477,6 +475,7 @@
           <w:sz w:val="36"/>
           <w:szCs w:val="36"/>
         </w:rPr>
+        <w:lastRenderedPageBreak/>
         <w:t>Текст задания</w:t>
       </w:r>
     </w:p>
@@ -600,7 +599,7 @@
     </w:p>
     <w:p>
       <w:pPr>
-        <w:pStyle w:val="ListParagraph"/>
+        <w:pStyle w:val="a8"/>
         <w:numPr>
           <w:ilvl w:val="0"/>
           <w:numId w:val="9"/>
@@ -613,7 +612,6 @@
           <w:color w:val="212529"/>
           <w:sz w:val="28"/>
           <w:szCs w:val="28"/>
-          <w:lang w:val="en-RU"/>
         </w:rPr>
       </w:pPr>
       <w:r>
@@ -622,82 +620,33 @@
           <w:color w:val="212529"/>
           <w:sz w:val="28"/>
           <w:szCs w:val="28"/>
-          <w:lang w:val="en-RU"/>
         </w:rPr>
         <w:t>URL первой конфигурации ($ 5500) - </w:t>
       </w:r>
+      <w:hyperlink r:id="rId9" w:history="1">
+        <w:r>
+          <w:rPr>
+            <w:rStyle w:val="a5"/>
+            <w:rFonts w:ascii="Times New Roman" w:eastAsia="Times New Roman" w:hAnsi="Times New Roman" w:cs="Times New Roman"/>
+            <w:sz w:val="28"/>
+            <w:szCs w:val="28"/>
+          </w:rPr>
+          <w:t>http://stload.se.ifmo.ru:8080?token=518499972&amp;user=-1355094371&amp;config=1</w:t>
+        </w:r>
+      </w:hyperlink>
       <w:r>
         <w:rPr>
           <w:rFonts w:ascii="Times New Roman" w:eastAsia="Times New Roman" w:hAnsi="Times New Roman" w:cs="Times New Roman"/>
           <w:color w:val="212529"/>
           <w:sz w:val="28"/>
           <w:szCs w:val="28"/>
-          <w:lang w:val="en-RU"/>
-        </w:rPr>
-        <w:fldChar w:fldCharType="begin"/>
-      </w:r>
-      <w:r>
-        <w:rPr>
-          <w:rFonts w:ascii="Times New Roman" w:eastAsia="Times New Roman" w:hAnsi="Times New Roman" w:cs="Times New Roman"/>
-          <w:color w:val="212529"/>
-          <w:sz w:val="28"/>
-          <w:szCs w:val="28"/>
-          <w:lang w:val="en-RU"/>
-        </w:rPr>
-        <w:instrText xml:space="preserve"> HYPERLINK "http://stload.se.ifmo.ru:8080?token=518499972&amp;user=-1355094371&amp;config=1" </w:instrText>
-      </w:r>
-      <w:r>
-        <w:rPr>
-          <w:rFonts w:ascii="Times New Roman" w:eastAsia="Times New Roman" w:hAnsi="Times New Roman" w:cs="Times New Roman"/>
-          <w:color w:val="212529"/>
-          <w:sz w:val="28"/>
-          <w:szCs w:val="28"/>
-          <w:lang w:val="en-RU"/>
-        </w:rPr>
-      </w:r>
-      <w:r>
-        <w:rPr>
-          <w:rFonts w:ascii="Times New Roman" w:eastAsia="Times New Roman" w:hAnsi="Times New Roman" w:cs="Times New Roman"/>
-          <w:color w:val="212529"/>
-          <w:sz w:val="28"/>
-          <w:szCs w:val="28"/>
-          <w:lang w:val="en-RU"/>
-        </w:rPr>
-        <w:fldChar w:fldCharType="separate"/>
-      </w:r>
-      <w:r>
-        <w:rPr>
-          <w:rStyle w:val="Hyperlink"/>
-          <w:rFonts w:ascii="Times New Roman" w:eastAsia="Times New Roman" w:hAnsi="Times New Roman" w:cs="Times New Roman"/>
-          <w:sz w:val="28"/>
-          <w:szCs w:val="28"/>
-          <w:lang w:val="en-RU"/>
-        </w:rPr>
-        <w:t>http://stload.se.ifmo.ru:8080?token=518499972&amp;user=-1355094371&amp;config=1</w:t>
-      </w:r>
-      <w:r>
-        <w:rPr>
-          <w:rFonts w:ascii="Times New Roman" w:eastAsia="Times New Roman" w:hAnsi="Times New Roman" w:cs="Times New Roman"/>
-          <w:color w:val="212529"/>
-          <w:sz w:val="28"/>
-          <w:szCs w:val="28"/>
-        </w:rPr>
-        <w:fldChar w:fldCharType="end"/>
-      </w:r>
-      <w:r>
-        <w:rPr>
-          <w:rFonts w:ascii="Times New Roman" w:eastAsia="Times New Roman" w:hAnsi="Times New Roman" w:cs="Times New Roman"/>
-          <w:color w:val="212529"/>
-          <w:sz w:val="28"/>
-          <w:szCs w:val="28"/>
-          <w:lang w:val="en-RU"/>
         </w:rPr>
         <w:t>;</w:t>
       </w:r>
     </w:p>
     <w:p>
       <w:pPr>
-        <w:pStyle w:val="ListParagraph"/>
+        <w:pStyle w:val="a8"/>
         <w:numPr>
           <w:ilvl w:val="0"/>
           <w:numId w:val="9"/>
@@ -710,7 +659,6 @@
           <w:color w:val="212529"/>
           <w:sz w:val="28"/>
           <w:szCs w:val="28"/>
-          <w:lang w:val="en-RU"/>
         </w:rPr>
       </w:pPr>
       <w:r>
@@ -719,82 +667,33 @@
           <w:color w:val="212529"/>
           <w:sz w:val="28"/>
           <w:szCs w:val="28"/>
-          <w:lang w:val="en-RU"/>
         </w:rPr>
         <w:t>URL второй конфигурации ($ 8800) - </w:t>
       </w:r>
+      <w:hyperlink r:id="rId10" w:history="1">
+        <w:r>
+          <w:rPr>
+            <w:rStyle w:val="a5"/>
+            <w:rFonts w:ascii="Times New Roman" w:eastAsia="Times New Roman" w:hAnsi="Times New Roman" w:cs="Times New Roman"/>
+            <w:sz w:val="28"/>
+            <w:szCs w:val="28"/>
+          </w:rPr>
+          <w:t>http://stload.se.ifmo.ru:8080?token=518499972&amp;user=-1355094371&amp;config=2</w:t>
+        </w:r>
+      </w:hyperlink>
       <w:r>
         <w:rPr>
           <w:rFonts w:ascii="Times New Roman" w:eastAsia="Times New Roman" w:hAnsi="Times New Roman" w:cs="Times New Roman"/>
           <w:color w:val="212529"/>
           <w:sz w:val="28"/>
           <w:szCs w:val="28"/>
-          <w:lang w:val="en-RU"/>
-        </w:rPr>
-        <w:fldChar w:fldCharType="begin"/>
-      </w:r>
-      <w:r>
-        <w:rPr>
-          <w:rFonts w:ascii="Times New Roman" w:eastAsia="Times New Roman" w:hAnsi="Times New Roman" w:cs="Times New Roman"/>
-          <w:color w:val="212529"/>
-          <w:sz w:val="28"/>
-          <w:szCs w:val="28"/>
-          <w:lang w:val="en-RU"/>
-        </w:rPr>
-        <w:instrText xml:space="preserve"> HYPERLINK "http://stload.se.ifmo.ru:8080?token=518499972&amp;user=-1355094371&amp;config=2" </w:instrText>
-      </w:r>
-      <w:r>
-        <w:rPr>
-          <w:rFonts w:ascii="Times New Roman" w:eastAsia="Times New Roman" w:hAnsi="Times New Roman" w:cs="Times New Roman"/>
-          <w:color w:val="212529"/>
-          <w:sz w:val="28"/>
-          <w:szCs w:val="28"/>
-          <w:lang w:val="en-RU"/>
-        </w:rPr>
-      </w:r>
-      <w:r>
-        <w:rPr>
-          <w:rFonts w:ascii="Times New Roman" w:eastAsia="Times New Roman" w:hAnsi="Times New Roman" w:cs="Times New Roman"/>
-          <w:color w:val="212529"/>
-          <w:sz w:val="28"/>
-          <w:szCs w:val="28"/>
-          <w:lang w:val="en-RU"/>
-        </w:rPr>
-        <w:fldChar w:fldCharType="separate"/>
-      </w:r>
-      <w:r>
-        <w:rPr>
-          <w:rStyle w:val="Hyperlink"/>
-          <w:rFonts w:ascii="Times New Roman" w:eastAsia="Times New Roman" w:hAnsi="Times New Roman" w:cs="Times New Roman"/>
-          <w:sz w:val="28"/>
-          <w:szCs w:val="28"/>
-          <w:lang w:val="en-RU"/>
-        </w:rPr>
-        <w:t>http://stload.se.ifmo.ru:8080?token=518499972&amp;user=-1355094371&amp;config=2</w:t>
-      </w:r>
-      <w:r>
-        <w:rPr>
-          <w:rFonts w:ascii="Times New Roman" w:eastAsia="Times New Roman" w:hAnsi="Times New Roman" w:cs="Times New Roman"/>
-          <w:color w:val="212529"/>
-          <w:sz w:val="28"/>
-          <w:szCs w:val="28"/>
-        </w:rPr>
-        <w:fldChar w:fldCharType="end"/>
-      </w:r>
-      <w:r>
-        <w:rPr>
-          <w:rFonts w:ascii="Times New Roman" w:eastAsia="Times New Roman" w:hAnsi="Times New Roman" w:cs="Times New Roman"/>
-          <w:color w:val="212529"/>
-          <w:sz w:val="28"/>
-          <w:szCs w:val="28"/>
-          <w:lang w:val="en-RU"/>
         </w:rPr>
         <w:t>;</w:t>
       </w:r>
     </w:p>
     <w:p>
       <w:pPr>
-        <w:pStyle w:val="ListParagraph"/>
+        <w:pStyle w:val="a8"/>
         <w:numPr>
           <w:ilvl w:val="0"/>
           <w:numId w:val="9"/>
@@ -807,7 +706,6 @@
           <w:color w:val="212529"/>
           <w:sz w:val="28"/>
           <w:szCs w:val="28"/>
-          <w:lang w:val="en-RU"/>
         </w:rPr>
       </w:pPr>
       <w:r>
@@ -816,82 +714,33 @@
           <w:color w:val="212529"/>
           <w:sz w:val="28"/>
           <w:szCs w:val="28"/>
-          <w:lang w:val="en-RU"/>
         </w:rPr>
         <w:t>URL третьей конфигурации ($ 11100) - </w:t>
       </w:r>
+      <w:hyperlink r:id="rId11" w:history="1">
+        <w:r>
+          <w:rPr>
+            <w:rStyle w:val="a5"/>
+            <w:rFonts w:ascii="Times New Roman" w:eastAsia="Times New Roman" w:hAnsi="Times New Roman" w:cs="Times New Roman"/>
+            <w:sz w:val="28"/>
+            <w:szCs w:val="28"/>
+          </w:rPr>
+          <w:t>http://stload.se.ifmo.ru:8080?token=518499972&amp;user=-1355094371&amp;config=3</w:t>
+        </w:r>
+      </w:hyperlink>
       <w:r>
         <w:rPr>
           <w:rFonts w:ascii="Times New Roman" w:eastAsia="Times New Roman" w:hAnsi="Times New Roman" w:cs="Times New Roman"/>
           <w:color w:val="212529"/>
           <w:sz w:val="28"/>
           <w:szCs w:val="28"/>
-          <w:lang w:val="en-RU"/>
-        </w:rPr>
-        <w:fldChar w:fldCharType="begin"/>
-      </w:r>
-      <w:r>
-        <w:rPr>
-          <w:rFonts w:ascii="Times New Roman" w:eastAsia="Times New Roman" w:hAnsi="Times New Roman" w:cs="Times New Roman"/>
-          <w:color w:val="212529"/>
-          <w:sz w:val="28"/>
-          <w:szCs w:val="28"/>
-          <w:lang w:val="en-RU"/>
-        </w:rPr>
-        <w:instrText xml:space="preserve"> HYPERLINK "http://stload.se.ifmo.ru:8080?token=518499972&amp;user=-1355094371&amp;config=3" </w:instrText>
-      </w:r>
-      <w:r>
-        <w:rPr>
-          <w:rFonts w:ascii="Times New Roman" w:eastAsia="Times New Roman" w:hAnsi="Times New Roman" w:cs="Times New Roman"/>
-          <w:color w:val="212529"/>
-          <w:sz w:val="28"/>
-          <w:szCs w:val="28"/>
-          <w:lang w:val="en-RU"/>
-        </w:rPr>
-      </w:r>
-      <w:r>
-        <w:rPr>
-          <w:rFonts w:ascii="Times New Roman" w:eastAsia="Times New Roman" w:hAnsi="Times New Roman" w:cs="Times New Roman"/>
-          <w:color w:val="212529"/>
-          <w:sz w:val="28"/>
-          <w:szCs w:val="28"/>
-          <w:lang w:val="en-RU"/>
-        </w:rPr>
-        <w:fldChar w:fldCharType="separate"/>
-      </w:r>
-      <w:r>
-        <w:rPr>
-          <w:rStyle w:val="Hyperlink"/>
-          <w:rFonts w:ascii="Times New Roman" w:eastAsia="Times New Roman" w:hAnsi="Times New Roman" w:cs="Times New Roman"/>
-          <w:sz w:val="28"/>
-          <w:szCs w:val="28"/>
-          <w:lang w:val="en-RU"/>
-        </w:rPr>
-        <w:t>http://stload.se.ifmo.ru:8080?token=518499972&amp;user=-1355094371&amp;config=3</w:t>
-      </w:r>
-      <w:r>
-        <w:rPr>
-          <w:rFonts w:ascii="Times New Roman" w:eastAsia="Times New Roman" w:hAnsi="Times New Roman" w:cs="Times New Roman"/>
-          <w:color w:val="212529"/>
-          <w:sz w:val="28"/>
-          <w:szCs w:val="28"/>
-        </w:rPr>
-        <w:fldChar w:fldCharType="end"/>
-      </w:r>
-      <w:r>
-        <w:rPr>
-          <w:rFonts w:ascii="Times New Roman" w:eastAsia="Times New Roman" w:hAnsi="Times New Roman" w:cs="Times New Roman"/>
-          <w:color w:val="212529"/>
-          <w:sz w:val="28"/>
-          <w:szCs w:val="28"/>
-          <w:lang w:val="en-RU"/>
         </w:rPr>
         <w:t>;</w:t>
       </w:r>
     </w:p>
     <w:p>
       <w:pPr>
-        <w:pStyle w:val="ListParagraph"/>
+        <w:pStyle w:val="a8"/>
         <w:numPr>
           <w:ilvl w:val="0"/>
           <w:numId w:val="9"/>
@@ -904,7 +753,6 @@
           <w:color w:val="212529"/>
           <w:sz w:val="28"/>
           <w:szCs w:val="28"/>
-          <w:lang w:val="en-RU"/>
         </w:rPr>
       </w:pPr>
       <w:r>
@@ -913,14 +761,13 @@
           <w:color w:val="212529"/>
           <w:sz w:val="28"/>
           <w:szCs w:val="28"/>
-          <w:lang w:val="en-RU"/>
         </w:rPr>
         <w:t>Максимальное количество параллельных пользователей - 7;</w:t>
       </w:r>
     </w:p>
     <w:p>
       <w:pPr>
-        <w:pStyle w:val="ListParagraph"/>
+        <w:pStyle w:val="a8"/>
         <w:numPr>
           <w:ilvl w:val="0"/>
           <w:numId w:val="9"/>
@@ -933,7 +780,6 @@
           <w:color w:val="212529"/>
           <w:sz w:val="28"/>
           <w:szCs w:val="28"/>
-          <w:lang w:val="en-RU"/>
         </w:rPr>
       </w:pPr>
       <w:r>
@@ -942,14 +788,13 @@
           <w:color w:val="212529"/>
           <w:sz w:val="28"/>
           <w:szCs w:val="28"/>
-          <w:lang w:val="en-RU"/>
         </w:rPr>
         <w:t>Средняя нагрузка, формируемая одним пользователем - 20 запр. в мин.;</w:t>
       </w:r>
     </w:p>
     <w:p>
       <w:pPr>
-        <w:pStyle w:val="ListParagraph"/>
+        <w:pStyle w:val="a8"/>
         <w:numPr>
           <w:ilvl w:val="0"/>
           <w:numId w:val="9"/>
@@ -962,7 +807,6 @@
           <w:color w:val="212529"/>
           <w:sz w:val="28"/>
           <w:szCs w:val="28"/>
-          <w:lang w:val="en-RU"/>
         </w:rPr>
       </w:pPr>
       <w:r>
@@ -971,7 +815,6 @@
           <w:color w:val="212529"/>
           <w:sz w:val="28"/>
           <w:szCs w:val="28"/>
-          <w:lang w:val="en-RU"/>
         </w:rPr>
         <w:t>Максимально допустимое время обработки запроса - 680 мс.</w:t>
       </w:r>
@@ -986,7 +829,6 @@
           <w:color w:val="000000"/>
           <w:sz w:val="28"/>
           <w:szCs w:val="28"/>
-          <w:lang w:val="en-RU"/>
         </w:rPr>
       </w:pPr>
     </w:p>
@@ -1058,10 +900,10 @@
           <w:szCs w:val="28"/>
         </w:rPr>
       </w:pPr>
-      <w:hyperlink r:id="rId9" w:history="1">
+      <w:hyperlink r:id="rId12" w:history="1">
         <w:r>
           <w:rPr>
-            <w:rStyle w:val="Hyperlink"/>
+            <w:rStyle w:val="a5"/>
             <w:rFonts w:ascii="Times New Roman" w:hAnsi="Times New Roman" w:cs="Times New Roman"/>
             <w:sz w:val="28"/>
             <w:szCs w:val="28"/>
@@ -1071,7 +913,7 @@
         </w:r>
         <w:r>
           <w:rPr>
-            <w:rStyle w:val="Hyperlink"/>
+            <w:rStyle w:val="a5"/>
             <w:rFonts w:ascii="Times New Roman" w:hAnsi="Times New Roman" w:cs="Times New Roman"/>
             <w:sz w:val="28"/>
             <w:szCs w:val="28"/>
@@ -1081,7 +923,7 @@
         <w:proofErr w:type="spellStart"/>
         <w:r>
           <w:rPr>
-            <w:rStyle w:val="Hyperlink"/>
+            <w:rStyle w:val="a5"/>
             <w:rFonts w:ascii="Times New Roman" w:hAnsi="Times New Roman" w:cs="Times New Roman"/>
             <w:sz w:val="28"/>
             <w:szCs w:val="28"/>
@@ -1092,7 +934,7 @@
         <w:proofErr w:type="spellEnd"/>
         <w:r>
           <w:rPr>
-            <w:rStyle w:val="Hyperlink"/>
+            <w:rStyle w:val="a5"/>
             <w:rFonts w:ascii="Times New Roman" w:hAnsi="Times New Roman" w:cs="Times New Roman"/>
             <w:sz w:val="28"/>
             <w:szCs w:val="28"/>
@@ -1101,7 +943,7 @@
         </w:r>
         <w:r>
           <w:rPr>
-            <w:rStyle w:val="Hyperlink"/>
+            <w:rStyle w:val="a5"/>
             <w:rFonts w:ascii="Times New Roman" w:hAnsi="Times New Roman" w:cs="Times New Roman"/>
             <w:sz w:val="28"/>
             <w:szCs w:val="28"/>
@@ -1111,7 +953,7 @@
         </w:r>
         <w:r>
           <w:rPr>
-            <w:rStyle w:val="Hyperlink"/>
+            <w:rStyle w:val="a5"/>
             <w:rFonts w:ascii="Times New Roman" w:hAnsi="Times New Roman" w:cs="Times New Roman"/>
             <w:sz w:val="28"/>
             <w:szCs w:val="28"/>
@@ -1121,33 +963,72 @@
         <w:proofErr w:type="spellStart"/>
         <w:r>
           <w:rPr>
-            <w:rStyle w:val="Hyperlink"/>
+            <w:rStyle w:val="a5"/>
             <w:rFonts w:ascii="Times New Roman" w:hAnsi="Times New Roman" w:cs="Times New Roman"/>
             <w:sz w:val="28"/>
             <w:szCs w:val="28"/>
             <w:lang w:val="en-US"/>
           </w:rPr>
-          <w:t>semchik200001</w:t>
+          <w:t>semchik</w:t>
         </w:r>
         <w:proofErr w:type="spellEnd"/>
         <w:r>
           <w:rPr>
-            <w:rStyle w:val="Hyperlink"/>
+            <w:rStyle w:val="a5"/>
+            <w:rFonts w:ascii="Times New Roman" w:hAnsi="Times New Roman" w:cs="Times New Roman"/>
+            <w:sz w:val="28"/>
+            <w:szCs w:val="28"/>
+          </w:rPr>
+          <w:t>200001</w:t>
+        </w:r>
+        <w:r>
+          <w:rPr>
+            <w:rStyle w:val="a5"/>
             <w:rFonts w:ascii="Times New Roman" w:hAnsi="Times New Roman" w:cs="Times New Roman"/>
             <w:sz w:val="28"/>
             <w:szCs w:val="28"/>
           </w:rPr>
           <w:t>/</w:t>
         </w:r>
+        <w:proofErr w:type="spellStart"/>
         <w:r>
           <w:rPr>
-            <w:rStyle w:val="Hyperlink"/>
+            <w:rStyle w:val="a5"/>
             <w:rFonts w:ascii="Times New Roman" w:hAnsi="Times New Roman" w:cs="Times New Roman"/>
             <w:sz w:val="28"/>
             <w:szCs w:val="28"/>
             <w:lang w:val="en-US"/>
           </w:rPr>
-          <w:t>tpo-lab4</w:t>
+          <w:t>tpo</w:t>
+        </w:r>
+        <w:proofErr w:type="spellEnd"/>
+        <w:r>
+          <w:rPr>
+            <w:rStyle w:val="a5"/>
+            <w:rFonts w:ascii="Times New Roman" w:hAnsi="Times New Roman" w:cs="Times New Roman"/>
+            <w:sz w:val="28"/>
+            <w:szCs w:val="28"/>
+          </w:rPr>
+          <w:t>-</w:t>
+        </w:r>
+        <w:r>
+          <w:rPr>
+            <w:rStyle w:val="a5"/>
+            <w:rFonts w:ascii="Times New Roman" w:hAnsi="Times New Roman" w:cs="Times New Roman"/>
+            <w:sz w:val="28"/>
+            <w:szCs w:val="28"/>
+            <w:lang w:val="en-US"/>
+          </w:rPr>
+          <w:t>lab</w:t>
+        </w:r>
+        <w:r>
+          <w:rPr>
+            <w:rStyle w:val="a5"/>
+            <w:rFonts w:ascii="Times New Roman" w:hAnsi="Times New Roman" w:cs="Times New Roman"/>
+            <w:sz w:val="28"/>
+            <w:szCs w:val="28"/>
+          </w:rPr>
+          <w:t>4</w:t>
         </w:r>
       </w:hyperlink>
       <w:r>
@@ -1255,7 +1136,7 @@
                     <pic:cNvPicPr preferRelativeResize="0"/>
                   </pic:nvPicPr>
                   <pic:blipFill>
-                    <a:blip r:embed="rId10"/>
+                    <a:blip r:embed="rId13"/>
                     <a:srcRect/>
                     <a:stretch>
                       <a:fillRect/>
@@ -1342,6 +1223,7 @@
       <w:r>
         <w:rPr>
           <w:rFonts w:ascii="Times New Roman" w:eastAsia="Times New Roman" w:hAnsi="Times New Roman" w:cs="Times New Roman"/>
+          <w:noProof/>
           <w:sz w:val="28"/>
           <w:szCs w:val="28"/>
         </w:rPr>
@@ -1361,7 +1243,7 @@
                     <pic:cNvPicPr/>
                   </pic:nvPicPr>
                   <pic:blipFill>
-                    <a:blip r:embed="rId11"/>
+                    <a:blip r:embed="rId14"/>
                     <a:stretch>
                       <a:fillRect/>
                     </a:stretch>
@@ -1564,33 +1446,23 @@
           <w:sz w:val="28"/>
           <w:szCs w:val="28"/>
         </w:rPr>
-        <w:t xml:space="preserve"> -f -N -L </w:t>
-      </w:r>
-      <w:proofErr w:type="gramStart"/>
-      <w:r>
-        <w:rPr>
-          <w:rFonts w:ascii="Times New Roman" w:eastAsia="Times New Roman" w:hAnsi="Times New Roman" w:cs="Times New Roman"/>
-          <w:sz w:val="28"/>
-          <w:szCs w:val="28"/>
-        </w:rPr>
-        <w:t>8079:stload.se.ifmo.ru:8080</w:t>
-      </w:r>
-      <w:proofErr w:type="gramEnd"/>
-      <w:r>
-        <w:rPr>
-          <w:rFonts w:ascii="Times New Roman" w:eastAsia="Times New Roman" w:hAnsi="Times New Roman" w:cs="Times New Roman"/>
-          <w:sz w:val="28"/>
-          <w:szCs w:val="28"/>
-        </w:rPr>
-        <w:t xml:space="preserve"> s</w:t>
-      </w:r>
-      <w:r>
-        <w:rPr>
-          <w:rFonts w:ascii="Times New Roman" w:eastAsia="Times New Roman" w:hAnsi="Times New Roman" w:cs="Times New Roman"/>
-          <w:sz w:val="28"/>
-          <w:szCs w:val="28"/>
-        </w:rPr>
-        <w:t>409067</w:t>
+        <w:t xml:space="preserve"> -f -N -L 8078:stload.se.ifmo.ru:8080 s</w:t>
+      </w:r>
+      <w:r>
+        <w:rPr>
+          <w:rFonts w:ascii="Times New Roman" w:eastAsia="Times New Roman" w:hAnsi="Times New Roman" w:cs="Times New Roman"/>
+          <w:sz w:val="28"/>
+          <w:szCs w:val="28"/>
+        </w:rPr>
+        <w:t>409</w:t>
+      </w:r>
+      <w:r>
+        <w:rPr>
+          <w:rFonts w:ascii="Times New Roman" w:eastAsia="Times New Roman" w:hAnsi="Times New Roman" w:cs="Times New Roman"/>
+          <w:sz w:val="28"/>
+          <w:szCs w:val="28"/>
+        </w:rPr>
+        <w:t>163</w:t>
       </w:r>
       <w:r>
         <w:rPr>
@@ -1632,7 +1504,7 @@
                     <pic:cNvPicPr/>
                   </pic:nvPicPr>
                   <pic:blipFill>
-                    <a:blip r:embed="rId12"/>
+                    <a:blip r:embed="rId15"/>
                     <a:stretch>
                       <a:fillRect/>
                     </a:stretch>
@@ -1756,7 +1628,7 @@
                     <pic:cNvPicPr/>
                   </pic:nvPicPr>
                   <pic:blipFill>
-                    <a:blip r:embed="rId13"/>
+                    <a:blip r:embed="rId16"/>
                     <a:stretch>
                       <a:fillRect/>
                     </a:stretch>
@@ -1884,7 +1756,7 @@
                     <pic:cNvPicPr preferRelativeResize="0"/>
                   </pic:nvPicPr>
                   <pic:blipFill>
-                    <a:blip r:embed="rId14"/>
+                    <a:blip r:embed="rId17"/>
                     <a:srcRect/>
                     <a:stretch>
                       <a:fillRect/>
@@ -2023,7 +1895,7 @@
                     <pic:cNvPicPr preferRelativeResize="0"/>
                   </pic:nvPicPr>
                   <pic:blipFill>
-                    <a:blip r:embed="rId15"/>
+                    <a:blip r:embed="rId18"/>
                     <a:srcRect/>
                     <a:stretch>
                       <a:fillRect/>
@@ -2147,7 +2019,7 @@
                     <pic:cNvPicPr preferRelativeResize="0"/>
                   </pic:nvPicPr>
                   <pic:blipFill>
-                    <a:blip r:embed="rId16"/>
+                    <a:blip r:embed="rId19"/>
                     <a:srcRect/>
                     <a:stretch>
                       <a:fillRect/>
@@ -2307,6 +2179,7 @@
       <w:r>
         <w:rPr>
           <w:rFonts w:ascii="Times New Roman" w:eastAsia="Times New Roman" w:hAnsi="Times New Roman" w:cs="Times New Roman"/>
+          <w:noProof/>
           <w:sz w:val="28"/>
           <w:szCs w:val="28"/>
         </w:rPr>
@@ -2326,7 +2199,7 @@
                     <pic:cNvPicPr/>
                   </pic:nvPicPr>
                   <pic:blipFill>
-                    <a:blip r:embed="rId17"/>
+                    <a:blip r:embed="rId20"/>
                     <a:stretch>
                       <a:fillRect/>
                     </a:stretch>
@@ -2380,6 +2253,7 @@
       <w:r>
         <w:rPr>
           <w:rFonts w:ascii="Times New Roman" w:eastAsia="Times New Roman" w:hAnsi="Times New Roman" w:cs="Times New Roman"/>
+          <w:noProof/>
           <w:sz w:val="28"/>
           <w:szCs w:val="28"/>
         </w:rPr>
@@ -2399,7 +2273,7 @@
                     <pic:cNvPicPr/>
                   </pic:nvPicPr>
                   <pic:blipFill>
-                    <a:blip r:embed="rId18"/>
+                    <a:blip r:embed="rId21"/>
                     <a:stretch>
                       <a:fillRect/>
                     </a:stretch>
@@ -2431,6 +2305,7 @@
       <w:r>
         <w:rPr>
           <w:rFonts w:ascii="Times New Roman" w:eastAsia="Times New Roman" w:hAnsi="Times New Roman" w:cs="Times New Roman"/>
+          <w:noProof/>
           <w:sz w:val="28"/>
           <w:szCs w:val="28"/>
         </w:rPr>
@@ -2450,7 +2325,7 @@
                     <pic:cNvPicPr/>
                   </pic:nvPicPr>
                   <pic:blipFill>
-                    <a:blip r:embed="rId19"/>
+                    <a:blip r:embed="rId22"/>
                     <a:stretch>
                       <a:fillRect/>
                     </a:stretch>
@@ -2482,6 +2357,7 @@
       <w:r>
         <w:rPr>
           <w:rFonts w:ascii="Times New Roman" w:eastAsia="Times New Roman" w:hAnsi="Times New Roman" w:cs="Times New Roman"/>
+          <w:noProof/>
           <w:sz w:val="28"/>
           <w:szCs w:val="28"/>
         </w:rPr>
@@ -2501,7 +2377,7 @@
                     <pic:cNvPicPr/>
                   </pic:nvPicPr>
                   <pic:blipFill>
-                    <a:blip r:embed="rId20"/>
+                    <a:blip r:embed="rId23"/>
                     <a:stretch>
                       <a:fillRect/>
                     </a:stretch>
@@ -2567,15 +2443,13 @@
           <w:rFonts w:ascii="Times New Roman" w:eastAsia="Times New Roman" w:hAnsi="Times New Roman" w:cs="Times New Roman"/>
           <w:sz w:val="28"/>
           <w:szCs w:val="28"/>
-          <w:lang w:val="en-RU"/>
-        </w:rPr>
-      </w:pPr>
-      <w:r>
-        <w:rPr>
-          <w:rFonts w:ascii="Times New Roman" w:eastAsia="Times New Roman" w:hAnsi="Times New Roman" w:cs="Times New Roman"/>
-          <w:sz w:val="28"/>
-          <w:szCs w:val="28"/>
-          <w:lang w:val="en-RU"/>
+        </w:rPr>
+      </w:pPr>
+      <w:r>
+        <w:rPr>
+          <w:rFonts w:ascii="Times New Roman" w:eastAsia="Times New Roman" w:hAnsi="Times New Roman" w:cs="Times New Roman"/>
+          <w:sz w:val="28"/>
+          <w:szCs w:val="28"/>
         </w:rPr>
         <w:t>По итогам нагрузочного тестирования трёх конфигураций при 7 параллельных пользователях, каждый из которых создаёт 20 запросов в минуту, и требовании к максимальному времени отклика не более 680 мс получены следующие результаты.</w:t>
       </w:r>
@@ -2586,15 +2460,13 @@
           <w:rFonts w:ascii="Times New Roman" w:eastAsia="Times New Roman" w:hAnsi="Times New Roman" w:cs="Times New Roman"/>
           <w:sz w:val="28"/>
           <w:szCs w:val="28"/>
-          <w:lang w:val="en-RU"/>
-        </w:rPr>
-      </w:pPr>
-      <w:r>
-        <w:rPr>
-          <w:rFonts w:ascii="Times New Roman" w:eastAsia="Times New Roman" w:hAnsi="Times New Roman" w:cs="Times New Roman"/>
-          <w:sz w:val="28"/>
-          <w:szCs w:val="28"/>
-          <w:lang w:val="en-RU"/>
+        </w:rPr>
+      </w:pPr>
+      <w:r>
+        <w:rPr>
+          <w:rFonts w:ascii="Times New Roman" w:eastAsia="Times New Roman" w:hAnsi="Times New Roman" w:cs="Times New Roman"/>
+          <w:sz w:val="28"/>
+          <w:szCs w:val="28"/>
         </w:rPr>
         <w:t>Конфигурация №1 показала наихудшую производительность. Среднее время отклика составило 1532 мс, медиана 1497 мс, 95-й перцентиль 1712 мс. Все 100% запросов превысили допустимый порог 680 мс. Требование не выполнено.</w:t>
       </w:r>
@@ -2605,15 +2477,13 @@
           <w:rFonts w:ascii="Times New Roman" w:eastAsia="Times New Roman" w:hAnsi="Times New Roman" w:cs="Times New Roman"/>
           <w:sz w:val="28"/>
           <w:szCs w:val="28"/>
-          <w:lang w:val="en-RU"/>
-        </w:rPr>
-      </w:pPr>
-      <w:r>
-        <w:rPr>
-          <w:rFonts w:ascii="Times New Roman" w:eastAsia="Times New Roman" w:hAnsi="Times New Roman" w:cs="Times New Roman"/>
-          <w:sz w:val="28"/>
-          <w:szCs w:val="28"/>
-          <w:lang w:val="en-RU"/>
+        </w:rPr>
+      </w:pPr>
+      <w:r>
+        <w:rPr>
+          <w:rFonts w:ascii="Times New Roman" w:eastAsia="Times New Roman" w:hAnsi="Times New Roman" w:cs="Times New Roman"/>
+          <w:sz w:val="28"/>
+          <w:szCs w:val="28"/>
         </w:rPr>
         <w:t>Конфигурация №2 показала результат заметно лучше первой, но также не справилась: среднее время отклика 1124 мс, медиана 1098 мс, 95-й перцентиль 1260 мс. Все 100% запросов превысили порог 680 мс. Требование не выполнено.</w:t>
       </w:r>
@@ -2624,15 +2494,13 @@
           <w:rFonts w:ascii="Times New Roman" w:eastAsia="Times New Roman" w:hAnsi="Times New Roman" w:cs="Times New Roman"/>
           <w:sz w:val="28"/>
           <w:szCs w:val="28"/>
-          <w:lang w:val="en-RU"/>
-        </w:rPr>
-      </w:pPr>
-      <w:r>
-        <w:rPr>
-          <w:rFonts w:ascii="Times New Roman" w:eastAsia="Times New Roman" w:hAnsi="Times New Roman" w:cs="Times New Roman"/>
-          <w:sz w:val="28"/>
-          <w:szCs w:val="28"/>
-          <w:lang w:val="en-RU"/>
+        </w:rPr>
+      </w:pPr>
+      <w:r>
+        <w:rPr>
+          <w:rFonts w:ascii="Times New Roman" w:eastAsia="Times New Roman" w:hAnsi="Times New Roman" w:cs="Times New Roman"/>
+          <w:sz w:val="28"/>
+          <w:szCs w:val="28"/>
         </w:rPr>
         <w:t>Конфигурация №3 показала кардинально лучший результат: среднее время отклика 743 мс, медиана 703 мс, 90-й перцентиль 814 мс, 95-й перцентиль 980 мс, 99-й перцентиль 1378 мс, минимальное время 659 мс. Время отклика близко к порогу 680 мс: часть запросов (медиана почти на границе) укладывается в лимит, доля превышений составила 89,4 % против 100 % у двух других конфигураций.</w:t>
       </w:r>
@@ -2643,15 +2511,13 @@
           <w:rFonts w:ascii="Times New Roman" w:eastAsia="Times New Roman" w:hAnsi="Times New Roman" w:cs="Times New Roman"/>
           <w:sz w:val="28"/>
           <w:szCs w:val="28"/>
-          <w:lang w:val="en-RU"/>
-        </w:rPr>
-      </w:pPr>
-      <w:r>
-        <w:rPr>
-          <w:rFonts w:ascii="Times New Roman" w:eastAsia="Times New Roman" w:hAnsi="Times New Roman" w:cs="Times New Roman"/>
-          <w:sz w:val="28"/>
-          <w:szCs w:val="28"/>
-          <w:lang w:val="en-RU"/>
+        </w:rPr>
+      </w:pPr>
+      <w:r>
+        <w:rPr>
+          <w:rFonts w:ascii="Times New Roman" w:eastAsia="Times New Roman" w:hAnsi="Times New Roman" w:cs="Times New Roman"/>
+          <w:sz w:val="28"/>
+          <w:szCs w:val="28"/>
         </w:rPr>
         <w:t>Таким образом, конфигурация №3 по всем показателям существенно превосходит конфигурации №1 и №2 и оказывается единственной, время отклика которой находится в окрестности требуемого порога 680 мс (минимальное время и медиана близки к лимиту). Следует учитывать, что измерения проводились через SSH-туннель до сервера кафедры, что добавляет к каждому запросу сетевую задержку и завышает абсолютные значения времени отклика. С учётом этого конфигурация №3 выбирается как оптимальная (наиболее дешёвая из удовлетворяющих требованию по относительной производительности) для дальнейшего стресс-тестирования.</w:t>
       </w:r>
@@ -2662,7 +2528,6 @@
           <w:rFonts w:ascii="Times New Roman" w:eastAsia="Times New Roman" w:hAnsi="Times New Roman" w:cs="Times New Roman"/>
           <w:sz w:val="28"/>
           <w:szCs w:val="28"/>
-          <w:lang w:val="en-RU"/>
         </w:rPr>
       </w:pPr>
     </w:p>
@@ -2768,7 +2633,7 @@
                     <pic:cNvPicPr preferRelativeResize="0"/>
                   </pic:nvPicPr>
                   <pic:blipFill>
-                    <a:blip r:embed="rId21"/>
+                    <a:blip r:embed="rId24"/>
                     <a:srcRect/>
                     <a:stretch>
                       <a:fillRect/>
@@ -2820,7 +2685,7 @@
                     <pic:cNvPicPr preferRelativeResize="0"/>
                   </pic:nvPicPr>
                   <pic:blipFill>
-                    <a:blip r:embed="rId22"/>
+                    <a:blip r:embed="rId25"/>
                     <a:srcRect/>
                     <a:stretch>
                       <a:fillRect/>
@@ -2868,7 +2733,7 @@
                     <pic:cNvPicPr preferRelativeResize="0"/>
                   </pic:nvPicPr>
                   <pic:blipFill>
-                    <a:blip r:embed="rId23"/>
+                    <a:blip r:embed="rId26"/>
                     <a:srcRect/>
                     <a:stretch>
                       <a:fillRect/>
@@ -2924,7 +2789,7 @@
                     <pic:cNvPicPr/>
                   </pic:nvPicPr>
                   <pic:blipFill>
-                    <a:blip r:embed="rId24" cstate="print">
+                    <a:blip r:embed="rId27" cstate="print">
                       <a:extLst>
                         <a:ext uri="{28A0092B-C50C-407E-A947-70E740481C1C}">
                           <a14:useLocalDpi xmlns:a14="http://schemas.microsoft.com/office/drawing/2010/main" val="0"/>
@@ -3049,7 +2914,7 @@
                     <pic:cNvPicPr/>
                   </pic:nvPicPr>
                   <pic:blipFill>
-                    <a:blip r:embed="rId25"/>
+                    <a:blip r:embed="rId28"/>
                     <a:stretch>
                       <a:fillRect/>
                     </a:stretch>
@@ -3101,7 +2966,7 @@
                     <pic:cNvPicPr/>
                   </pic:nvPicPr>
                   <pic:blipFill>
-                    <a:blip r:embed="rId26"/>
+                    <a:blip r:embed="rId29"/>
                     <a:stretch>
                       <a:fillRect/>
                     </a:stretch>
@@ -3166,15 +3031,13 @@
           <w:rFonts w:ascii="Times New Roman" w:eastAsia="Times New Roman" w:hAnsi="Times New Roman" w:cs="Times New Roman"/>
           <w:sz w:val="28"/>
           <w:szCs w:val="28"/>
-          <w:lang w:val="en-RU"/>
-        </w:rPr>
-      </w:pPr>
-      <w:r>
-        <w:rPr>
-          <w:rFonts w:ascii="Times New Roman" w:eastAsia="Times New Roman" w:hAnsi="Times New Roman" w:cs="Times New Roman"/>
-          <w:sz w:val="28"/>
-          <w:szCs w:val="28"/>
-          <w:lang w:val="en-RU"/>
+        </w:rPr>
+      </w:pPr>
+      <w:r>
+        <w:rPr>
+          <w:rFonts w:ascii="Times New Roman" w:eastAsia="Times New Roman" w:hAnsi="Times New Roman" w:cs="Times New Roman"/>
+          <w:sz w:val="28"/>
+          <w:szCs w:val="28"/>
         </w:rPr>
         <w:t xml:space="preserve">По итогам стресс-тестирования системы при постепенном увеличении нагрузки от 1 до </w:t>
       </w:r>
@@ -3191,7 +3054,6 @@
           <w:rFonts w:ascii="Times New Roman" w:eastAsia="Times New Roman" w:hAnsi="Times New Roman" w:cs="Times New Roman"/>
           <w:sz w:val="28"/>
           <w:szCs w:val="28"/>
-          <w:lang w:val="en-RU"/>
         </w:rPr>
         <w:t xml:space="preserve"> параллельных потоков и требовании к максимальному времени отклика не более 680 мс получены следующие результаты.</w:t>
       </w:r>
@@ -3202,15 +3064,13 @@
           <w:rFonts w:ascii="Times New Roman" w:eastAsia="Times New Roman" w:hAnsi="Times New Roman" w:cs="Times New Roman"/>
           <w:sz w:val="28"/>
           <w:szCs w:val="28"/>
-          <w:lang w:val="en-RU"/>
-        </w:rPr>
-      </w:pPr>
-      <w:r>
-        <w:rPr>
-          <w:rFonts w:ascii="Times New Roman" w:eastAsia="Times New Roman" w:hAnsi="Times New Roman" w:cs="Times New Roman"/>
-          <w:sz w:val="28"/>
-          <w:szCs w:val="28"/>
-          <w:lang w:val="en-RU"/>
+        </w:rPr>
+      </w:pPr>
+      <w:r>
+        <w:rPr>
+          <w:rFonts w:ascii="Times New Roman" w:eastAsia="Times New Roman" w:hAnsi="Times New Roman" w:cs="Times New Roman"/>
+          <w:sz w:val="28"/>
+          <w:szCs w:val="28"/>
         </w:rPr>
         <w:t>На низкой нагрузке (единицы параллельных потоков) время отклика конфигурации №3 находится вблизи порога 680 мс. По мере роста нагрузки время отклика монотонно увеличивается: на участке до ~50 потоков медианное время держится в районе 1–2 секунд, а далее быстро растёт.</w:t>
       </w:r>
@@ -3221,15 +3081,13 @@
           <w:rFonts w:ascii="Times New Roman" w:eastAsia="Times New Roman" w:hAnsi="Times New Roman" w:cs="Times New Roman"/>
           <w:sz w:val="28"/>
           <w:szCs w:val="28"/>
-          <w:lang w:val="en-RU"/>
-        </w:rPr>
-      </w:pPr>
-      <w:r>
-        <w:rPr>
-          <w:rFonts w:ascii="Times New Roman" w:eastAsia="Times New Roman" w:hAnsi="Times New Roman" w:cs="Times New Roman"/>
-          <w:sz w:val="28"/>
-          <w:szCs w:val="28"/>
-          <w:lang w:val="en-RU"/>
+        </w:rPr>
+      </w:pPr>
+      <w:r>
+        <w:rPr>
+          <w:rFonts w:ascii="Times New Roman" w:eastAsia="Times New Roman" w:hAnsi="Times New Roman" w:cs="Times New Roman"/>
+          <w:sz w:val="28"/>
+          <w:szCs w:val="28"/>
         </w:rPr>
         <w:t>Уже на минимальной нагрузке медианное время отклика конфигурации №3 находится около порога 680 мс, а с ростом числа потоков устойчиво его превышает.</w:t>
       </w:r>
@@ -3240,15 +3098,13 @@
           <w:rFonts w:ascii="Times New Roman" w:eastAsia="Times New Roman" w:hAnsi="Times New Roman" w:cs="Times New Roman"/>
           <w:sz w:val="28"/>
           <w:szCs w:val="28"/>
-          <w:lang w:val="en-RU"/>
-        </w:rPr>
-      </w:pPr>
-      <w:r>
-        <w:rPr>
-          <w:rFonts w:ascii="Times New Roman" w:eastAsia="Times New Roman" w:hAnsi="Times New Roman" w:cs="Times New Roman"/>
-          <w:sz w:val="28"/>
-          <w:szCs w:val="28"/>
-          <w:lang w:val="en-RU"/>
+        </w:rPr>
+      </w:pPr>
+      <w:r>
+        <w:rPr>
+          <w:rFonts w:ascii="Times New Roman" w:eastAsia="Times New Roman" w:hAnsi="Times New Roman" w:cs="Times New Roman"/>
+          <w:sz w:val="28"/>
+          <w:szCs w:val="28"/>
         </w:rPr>
         <w:t>При нагрузке свыше ~100 параллельных потоков медианное время отклика устойчиво превышает несколько секунд, а при 250–300 потоках достигает 9000–11000 мс. Система предсказуемо замедляется по мере роста числа одновременных запросов; явного отказа (HTTP 503) при этом не наблюдалось — сервер продолжал отвечать кодом 200, но с недопустимо большой задержкой.</w:t>
       </w:r>
@@ -3259,15 +3115,13 @@
           <w:rFonts w:ascii="Times New Roman" w:eastAsia="Times New Roman" w:hAnsi="Times New Roman" w:cs="Times New Roman"/>
           <w:sz w:val="28"/>
           <w:szCs w:val="28"/>
-          <w:lang w:val="en-RU"/>
-        </w:rPr>
-      </w:pPr>
-      <w:r>
-        <w:rPr>
-          <w:rFonts w:ascii="Times New Roman" w:eastAsia="Times New Roman" w:hAnsi="Times New Roman" w:cs="Times New Roman"/>
-          <w:sz w:val="28"/>
-          <w:szCs w:val="28"/>
-          <w:lang w:val="en-RU"/>
+        </w:rPr>
+      </w:pPr>
+      <w:r>
+        <w:rPr>
+          <w:rFonts w:ascii="Times New Roman" w:eastAsia="Times New Roman" w:hAnsi="Times New Roman" w:cs="Times New Roman"/>
+          <w:sz w:val="28"/>
+          <w:szCs w:val="28"/>
         </w:rPr>
         <w:t>С учётом сетевой задержки туннеля абсолютные значения завышены, однако качественная картина однозначна: запас по нагрузке у конфигурации №3 невелик, и для надёжной эксплуатации в пределах порога 680 мс число одновременных пользователей следует удерживать на минимальном уровне (единицы потоков).</w:t>
       </w:r>
@@ -3278,803 +3132,11 @@
           <w:rFonts w:ascii="Times New Roman" w:eastAsia="Times New Roman" w:hAnsi="Times New Roman" w:cs="Times New Roman"/>
           <w:sz w:val="28"/>
           <w:szCs w:val="28"/>
-          <w:lang w:val="en-RU"/>
-        </w:rPr>
-      </w:pPr>
-      <w:r>
-        <w:rPr>
-          <w:rFonts w:ascii="Times New Roman" w:eastAsia="Times New Roman" w:hAnsi="Times New Roman" w:cs="Times New Roman"/>
-          <w:sz w:val="28"/>
-          <w:szCs w:val="28"/>
-          <w:lang w:val="en-RU"/>
-        </w:rPr>
-        <w:br w:type="page"/>
-      </w:r>
-    </w:p>
-    <w:p>
-      <w:pPr>
-        <w:rPr>
-          <w:rFonts w:ascii="Times New Roman" w:eastAsia="Times New Roman" w:hAnsi="Times New Roman" w:cs="Times New Roman"/>
-          <w:b/>
-          <w:sz w:val="36"/>
-          <w:szCs w:val="36"/>
-        </w:rPr>
-      </w:pPr>
-      <w:r>
-        <w:rPr>
-          <w:rFonts w:ascii="Times New Roman" w:eastAsia="Times New Roman" w:hAnsi="Times New Roman" w:cs="Times New Roman"/>
-          <w:b/>
-          <w:sz w:val="36"/>
-          <w:szCs w:val="36"/>
-        </w:rPr>
-        <w:lastRenderedPageBreak/>
-        <w:t>Дополнительное задание</w:t>
-      </w:r>
-      <w:r>
-        <w:rPr>
-          <w:rFonts w:ascii="Times New Roman" w:eastAsia="Times New Roman" w:hAnsi="Times New Roman" w:cs="Times New Roman"/>
-          <w:b/>
-          <w:sz w:val="36"/>
-          <w:szCs w:val="36"/>
-        </w:rPr>
-        <w:t xml:space="preserve"> </w:t>
-      </w:r>
-      <w:r>
-        <w:rPr>
-          <w:rFonts w:ascii="Times New Roman" w:eastAsia="Times New Roman" w:hAnsi="Times New Roman" w:cs="Times New Roman"/>
-          <w:b/>
-          <w:sz w:val="36"/>
-          <w:szCs w:val="36"/>
-        </w:rPr>
-        <w:t xml:space="preserve">№2: </w:t>
-      </w:r>
-      <w:r>
-        <w:rPr>
-          <w:rFonts w:ascii="Times New Roman" w:eastAsia="Times New Roman" w:hAnsi="Times New Roman" w:cs="Times New Roman"/>
-          <w:b/>
-          <w:sz w:val="36"/>
-          <w:szCs w:val="36"/>
-          <w:lang w:val="en-US"/>
-        </w:rPr>
-        <w:t>Chaos</w:t>
-      </w:r>
-      <w:r>
-        <w:rPr>
-          <w:rFonts w:ascii="Times New Roman" w:eastAsia="Times New Roman" w:hAnsi="Times New Roman" w:cs="Times New Roman"/>
-          <w:b/>
-          <w:sz w:val="36"/>
-          <w:szCs w:val="36"/>
-        </w:rPr>
-        <w:t xml:space="preserve"> </w:t>
-      </w:r>
-      <w:r>
-        <w:rPr>
-          <w:rFonts w:ascii="Times New Roman" w:eastAsia="Times New Roman" w:hAnsi="Times New Roman" w:cs="Times New Roman"/>
-          <w:b/>
-          <w:sz w:val="36"/>
-          <w:szCs w:val="36"/>
-          <w:lang w:val="en-US"/>
-        </w:rPr>
-        <w:t>Testing</w:t>
-      </w:r>
-    </w:p>
-    <w:p>
-      <w:pPr>
-        <w:rPr>
-          <w:rFonts w:ascii="Times New Roman" w:eastAsia="Times New Roman" w:hAnsi="Times New Roman" w:cs="Times New Roman"/>
-          <w:sz w:val="28"/>
-          <w:szCs w:val="28"/>
-        </w:rPr>
-      </w:pPr>
-      <w:r>
-        <w:rPr>
-          <w:rFonts w:ascii="Times New Roman" w:eastAsia="Times New Roman" w:hAnsi="Times New Roman" w:cs="Times New Roman"/>
-          <w:b/>
-          <w:sz w:val="28"/>
-          <w:szCs w:val="28"/>
-        </w:rPr>
-        <w:t>Задание</w:t>
-      </w:r>
-    </w:p>
-    <w:p>
-      <w:pPr>
-        <w:rPr>
-          <w:rFonts w:ascii="Times New Roman" w:eastAsia="Times New Roman" w:hAnsi="Times New Roman" w:cs="Times New Roman"/>
-          <w:sz w:val="28"/>
-          <w:szCs w:val="28"/>
-        </w:rPr>
-      </w:pPr>
-      <w:proofErr w:type="spellStart"/>
-      <w:r>
-        <w:rPr>
-          <w:rFonts w:ascii="Times New Roman" w:eastAsia="Times New Roman" w:hAnsi="Times New Roman" w:cs="Times New Roman"/>
-          <w:sz w:val="28"/>
-          <w:szCs w:val="28"/>
-        </w:rPr>
-        <w:t>Chaos</w:t>
-      </w:r>
-      <w:proofErr w:type="spellEnd"/>
-      <w:r>
-        <w:rPr>
-          <w:rFonts w:ascii="Times New Roman" w:eastAsia="Times New Roman" w:hAnsi="Times New Roman" w:cs="Times New Roman"/>
-          <w:sz w:val="28"/>
-          <w:szCs w:val="28"/>
-        </w:rPr>
-        <w:t xml:space="preserve"> </w:t>
-      </w:r>
-      <w:proofErr w:type="spellStart"/>
-      <w:r>
-        <w:rPr>
-          <w:rFonts w:ascii="Times New Roman" w:eastAsia="Times New Roman" w:hAnsi="Times New Roman" w:cs="Times New Roman"/>
-          <w:sz w:val="28"/>
-          <w:szCs w:val="28"/>
-        </w:rPr>
-        <w:t>testing</w:t>
-      </w:r>
-      <w:proofErr w:type="spellEnd"/>
-      <w:r>
-        <w:rPr>
-          <w:rFonts w:ascii="Times New Roman" w:eastAsia="Times New Roman" w:hAnsi="Times New Roman" w:cs="Times New Roman"/>
-          <w:sz w:val="28"/>
-          <w:szCs w:val="28"/>
-        </w:rPr>
-        <w:t xml:space="preserve"> — метод тестирования устойчивости системы.</w:t>
-      </w:r>
-      <w:r>
-        <w:rPr>
-          <w:rFonts w:ascii="Times New Roman" w:eastAsia="Times New Roman" w:hAnsi="Times New Roman" w:cs="Times New Roman"/>
-          <w:sz w:val="28"/>
-          <w:szCs w:val="28"/>
-        </w:rPr>
-        <w:t xml:space="preserve"> </w:t>
-      </w:r>
-      <w:r>
-        <w:rPr>
-          <w:rFonts w:ascii="Times New Roman" w:eastAsia="Times New Roman" w:hAnsi="Times New Roman" w:cs="Times New Roman"/>
-          <w:sz w:val="28"/>
-          <w:szCs w:val="28"/>
-        </w:rPr>
-        <w:t>Суть метода — намеренно создавать ошибки в системе и наблюдать как она себя ведёт.</w:t>
-      </w:r>
-    </w:p>
-    <w:p>
-      <w:pPr>
-        <w:rPr>
-          <w:rFonts w:ascii="Times New Roman" w:eastAsia="Times New Roman" w:hAnsi="Times New Roman" w:cs="Times New Roman"/>
-          <w:sz w:val="28"/>
-          <w:szCs w:val="28"/>
-        </w:rPr>
-      </w:pPr>
-      <w:r>
-        <w:rPr>
-          <w:rFonts w:ascii="Times New Roman" w:eastAsia="Times New Roman" w:hAnsi="Times New Roman" w:cs="Times New Roman"/>
-          <w:sz w:val="28"/>
-          <w:szCs w:val="28"/>
-        </w:rPr>
-        <w:t>Что нужно сделать</w:t>
-      </w:r>
-      <w:r>
-        <w:rPr>
-          <w:rFonts w:ascii="Times New Roman" w:eastAsia="Times New Roman" w:hAnsi="Times New Roman" w:cs="Times New Roman"/>
-          <w:sz w:val="28"/>
-          <w:szCs w:val="28"/>
-        </w:rPr>
-        <w:t>?</w:t>
-      </w:r>
-    </w:p>
-    <w:p>
-      <w:pPr>
-        <w:rPr>
-          <w:rFonts w:ascii="Times New Roman" w:eastAsia="Times New Roman" w:hAnsi="Times New Roman" w:cs="Times New Roman"/>
-          <w:sz w:val="28"/>
-          <w:szCs w:val="28"/>
-        </w:rPr>
-      </w:pPr>
-      <w:r>
-        <w:rPr>
-          <w:rFonts w:ascii="Times New Roman" w:eastAsia="Times New Roman" w:hAnsi="Times New Roman" w:cs="Times New Roman"/>
-          <w:sz w:val="28"/>
-          <w:szCs w:val="28"/>
-        </w:rPr>
-        <w:t>1. запустить нагрузочный тест</w:t>
-      </w:r>
-    </w:p>
-    <w:p>
-      <w:pPr>
-        <w:rPr>
-          <w:rFonts w:ascii="Times New Roman" w:eastAsia="Times New Roman" w:hAnsi="Times New Roman" w:cs="Times New Roman"/>
-          <w:sz w:val="28"/>
-          <w:szCs w:val="28"/>
-        </w:rPr>
-      </w:pPr>
-      <w:r>
-        <w:rPr>
-          <w:rFonts w:ascii="Times New Roman" w:eastAsia="Times New Roman" w:hAnsi="Times New Roman" w:cs="Times New Roman"/>
-          <w:sz w:val="28"/>
-          <w:szCs w:val="28"/>
-        </w:rPr>
-        <w:t>2. во время теста:</w:t>
-      </w:r>
-    </w:p>
-    <w:p>
-      <w:pPr>
-        <w:rPr>
-          <w:rFonts w:ascii="Times New Roman" w:eastAsia="Times New Roman" w:hAnsi="Times New Roman" w:cs="Times New Roman"/>
-          <w:sz w:val="28"/>
-          <w:szCs w:val="28"/>
-        </w:rPr>
-      </w:pPr>
-      <w:r>
-        <w:rPr>
-          <w:rFonts w:ascii="Times New Roman" w:eastAsia="Times New Roman" w:hAnsi="Times New Roman" w:cs="Times New Roman"/>
-          <w:sz w:val="28"/>
-          <w:szCs w:val="28"/>
-        </w:rPr>
-        <w:t>- перезапустить сервер</w:t>
-      </w:r>
-    </w:p>
-    <w:p>
-      <w:pPr>
-        <w:rPr>
-          <w:rFonts w:ascii="Times New Roman" w:eastAsia="Times New Roman" w:hAnsi="Times New Roman" w:cs="Times New Roman"/>
-          <w:sz w:val="28"/>
-          <w:szCs w:val="28"/>
-        </w:rPr>
-      </w:pPr>
-      <w:r>
-        <w:rPr>
-          <w:rFonts w:ascii="Times New Roman" w:eastAsia="Times New Roman" w:hAnsi="Times New Roman" w:cs="Times New Roman"/>
-          <w:sz w:val="28"/>
-          <w:szCs w:val="28"/>
-        </w:rPr>
-        <w:t>- увеличить задержку сети</w:t>
-      </w:r>
-    </w:p>
-    <w:p>
-      <w:pPr>
-        <w:rPr>
-          <w:rFonts w:ascii="Times New Roman" w:eastAsia="Times New Roman" w:hAnsi="Times New Roman" w:cs="Times New Roman"/>
-          <w:sz w:val="28"/>
-          <w:szCs w:val="28"/>
-        </w:rPr>
-      </w:pPr>
-      <w:r>
-        <w:rPr>
-          <w:rFonts w:ascii="Times New Roman" w:eastAsia="Times New Roman" w:hAnsi="Times New Roman" w:cs="Times New Roman"/>
-          <w:sz w:val="28"/>
-          <w:szCs w:val="28"/>
-        </w:rPr>
-        <w:t xml:space="preserve">3. измерить влияние на </w:t>
-      </w:r>
-      <w:proofErr w:type="spellStart"/>
-      <w:r>
-        <w:rPr>
-          <w:rFonts w:ascii="Times New Roman" w:eastAsia="Times New Roman" w:hAnsi="Times New Roman" w:cs="Times New Roman"/>
-          <w:sz w:val="28"/>
-          <w:szCs w:val="28"/>
-        </w:rPr>
-        <w:t>latency</w:t>
-      </w:r>
-      <w:proofErr w:type="spellEnd"/>
-    </w:p>
-    <w:p>
-      <w:pPr>
-        <w:rPr>
-          <w:rFonts w:ascii="Times New Roman" w:eastAsia="Times New Roman" w:hAnsi="Times New Roman" w:cs="Times New Roman"/>
-          <w:sz w:val="28"/>
-          <w:szCs w:val="28"/>
-        </w:rPr>
-      </w:pPr>
-      <w:r>
-        <w:rPr>
-          <w:rFonts w:ascii="Times New Roman" w:eastAsia="Times New Roman" w:hAnsi="Times New Roman" w:cs="Times New Roman"/>
-          <w:b/>
-          <w:sz w:val="28"/>
-          <w:szCs w:val="28"/>
-        </w:rPr>
-        <w:t>Конфигурация</w:t>
-      </w:r>
-    </w:p>
-    <w:p>
-      <w:pPr>
-        <w:rPr>
-          <w:rFonts w:ascii="Times New Roman" w:eastAsia="Times New Roman" w:hAnsi="Times New Roman" w:cs="Times New Roman"/>
-          <w:sz w:val="28"/>
-          <w:szCs w:val="28"/>
-          <w:lang w:val="en-US"/>
-        </w:rPr>
-      </w:pPr>
-      <w:r>
-        <w:rPr>
-          <w:rFonts w:ascii="Times New Roman" w:eastAsia="Times New Roman" w:hAnsi="Times New Roman" w:cs="Times New Roman"/>
-          <w:sz w:val="28"/>
-          <w:szCs w:val="28"/>
-        </w:rPr>
-        <w:t xml:space="preserve">Возьмём конфигурацию для </w:t>
-      </w:r>
-      <w:r>
-        <w:rPr>
-          <w:rFonts w:ascii="Times New Roman" w:eastAsia="Times New Roman" w:hAnsi="Times New Roman" w:cs="Times New Roman"/>
-          <w:sz w:val="28"/>
-          <w:szCs w:val="28"/>
-        </w:rPr>
-        <w:t xml:space="preserve">нагрузочного </w:t>
-      </w:r>
-      <w:r>
-        <w:rPr>
-          <w:rFonts w:ascii="Times New Roman" w:eastAsia="Times New Roman" w:hAnsi="Times New Roman" w:cs="Times New Roman"/>
-          <w:sz w:val="28"/>
-          <w:szCs w:val="28"/>
-        </w:rPr>
-        <w:t xml:space="preserve">тестирования. </w:t>
-      </w:r>
-      <w:r>
-        <w:rPr>
-          <w:rFonts w:ascii="Times New Roman" w:eastAsia="Times New Roman" w:hAnsi="Times New Roman" w:cs="Times New Roman"/>
-          <w:sz w:val="28"/>
-          <w:szCs w:val="28"/>
-        </w:rPr>
-        <w:t xml:space="preserve">Тестировать будем на курсовой работе по ИС. </w:t>
-      </w:r>
-    </w:p>
-    <w:p>
-      <w:pPr>
-        <w:rPr>
-          <w:rFonts w:ascii="Times New Roman" w:eastAsia="Times New Roman" w:hAnsi="Times New Roman" w:cs="Times New Roman"/>
-          <w:sz w:val="28"/>
-          <w:szCs w:val="28"/>
-        </w:rPr>
-      </w:pPr>
-      <w:r>
-        <w:rPr>
-          <w:rFonts w:ascii="Times New Roman" w:eastAsia="Times New Roman" w:hAnsi="Times New Roman" w:cs="Times New Roman"/>
-          <w:sz w:val="28"/>
-          <w:szCs w:val="28"/>
-        </w:rPr>
-        <w:drawing>
-          <wp:inline distT="0" distB="0" distL="0" distR="0" wp14:anchorId="46F2CDFF" wp14:editId="7459DC9A">
-            <wp:extent cx="5939790" cy="2155190"/>
-            <wp:effectExtent l="0" t="0" r="3810" b="3810"/>
-            <wp:docPr id="1356659595" name="Picture 1"/>
-            <wp:cNvGraphicFramePr>
-              <a:graphicFrameLocks xmlns:a="http://schemas.openxmlformats.org/drawingml/2006/main" noChangeAspect="1"/>
-            </wp:cNvGraphicFramePr>
-            <a:graphic xmlns:a="http://schemas.openxmlformats.org/drawingml/2006/main">
-              <a:graphicData uri="http://schemas.openxmlformats.org/drawingml/2006/picture">
-                <pic:pic xmlns:pic="http://schemas.openxmlformats.org/drawingml/2006/picture">
-                  <pic:nvPicPr>
-                    <pic:cNvPr id="1356659595" name=""/>
-                    <pic:cNvPicPr/>
-                  </pic:nvPicPr>
-                  <pic:blipFill>
-                    <a:blip r:embed="rId27"/>
-                    <a:stretch>
-                      <a:fillRect/>
-                    </a:stretch>
-                  </pic:blipFill>
-                  <pic:spPr>
-                    <a:xfrm>
-                      <a:off x="0" y="0"/>
-                      <a:ext cx="5939790" cy="2155190"/>
-                    </a:xfrm>
-                    <a:prstGeom prst="rect">
-                      <a:avLst/>
-                    </a:prstGeom>
-                  </pic:spPr>
-                </pic:pic>
-              </a:graphicData>
-            </a:graphic>
-          </wp:inline>
-        </w:drawing>
-      </w:r>
-    </w:p>
-    <w:p>
-      <w:pPr>
-        <w:rPr>
-          <w:rFonts w:ascii="Times New Roman" w:eastAsia="Times New Roman" w:hAnsi="Times New Roman" w:cs="Times New Roman"/>
-          <w:sz w:val="28"/>
-          <w:szCs w:val="28"/>
-          <w:lang w:val="en-RU"/>
-        </w:rPr>
-      </w:pPr>
-      <w:r>
-        <w:rPr>
-          <w:rFonts w:ascii="Times New Roman" w:eastAsia="Times New Roman" w:hAnsi="Times New Roman" w:cs="Times New Roman"/>
-          <w:sz w:val="28"/>
-          <w:szCs w:val="28"/>
-          <w:lang w:val="en-RU"/>
-        </w:rPr>
-        <w:lastRenderedPageBreak/>
-        <w:drawing>
-          <wp:inline distT="0" distB="0" distL="0" distR="0" wp14:anchorId="5DE17E24" wp14:editId="145B32BD">
-            <wp:extent cx="5939790" cy="5126355"/>
-            <wp:effectExtent l="0" t="0" r="3810" b="4445"/>
-            <wp:docPr id="1936490529" name="Picture 1"/>
-            <wp:cNvGraphicFramePr>
-              <a:graphicFrameLocks xmlns:a="http://schemas.openxmlformats.org/drawingml/2006/main" noChangeAspect="1"/>
-            </wp:cNvGraphicFramePr>
-            <a:graphic xmlns:a="http://schemas.openxmlformats.org/drawingml/2006/main">
-              <a:graphicData uri="http://schemas.openxmlformats.org/drawingml/2006/picture">
-                <pic:pic xmlns:pic="http://schemas.openxmlformats.org/drawingml/2006/picture">
-                  <pic:nvPicPr>
-                    <pic:cNvPr id="1936490529" name=""/>
-                    <pic:cNvPicPr/>
-                  </pic:nvPicPr>
-                  <pic:blipFill>
-                    <a:blip r:embed="rId28"/>
-                    <a:stretch>
-                      <a:fillRect/>
-                    </a:stretch>
-                  </pic:blipFill>
-                  <pic:spPr>
-                    <a:xfrm>
-                      <a:off x="0" y="0"/>
-                      <a:ext cx="5939790" cy="5126355"/>
-                    </a:xfrm>
-                    <a:prstGeom prst="rect">
-                      <a:avLst/>
-                    </a:prstGeom>
-                  </pic:spPr>
-                </pic:pic>
-              </a:graphicData>
-            </a:graphic>
-          </wp:inline>
-        </w:drawing>
-      </w:r>
-    </w:p>
-    <w:p>
-      <w:pPr>
-        <w:rPr>
-          <w:rFonts w:ascii="Times New Roman" w:eastAsia="Times New Roman" w:hAnsi="Times New Roman" w:cs="Times New Roman"/>
-          <w:b/>
-          <w:sz w:val="28"/>
-          <w:szCs w:val="28"/>
-        </w:rPr>
-      </w:pPr>
-      <w:r>
-        <w:rPr>
-          <w:rFonts w:ascii="Times New Roman" w:eastAsia="Times New Roman" w:hAnsi="Times New Roman" w:cs="Times New Roman"/>
-          <w:b/>
-          <w:sz w:val="28"/>
-          <w:szCs w:val="28"/>
-        </w:rPr>
-        <w:br w:type="page"/>
-      </w:r>
-    </w:p>
-    <w:p>
-      <w:pPr>
-        <w:rPr>
-          <w:rFonts w:ascii="Times New Roman" w:eastAsia="Times New Roman" w:hAnsi="Times New Roman" w:cs="Times New Roman"/>
-          <w:b/>
-          <w:sz w:val="28"/>
-          <w:szCs w:val="28"/>
-        </w:rPr>
-      </w:pPr>
-      <w:r>
-        <w:rPr>
-          <w:rFonts w:ascii="Times New Roman" w:eastAsia="Times New Roman" w:hAnsi="Times New Roman" w:cs="Times New Roman"/>
-          <w:b/>
-          <w:sz w:val="28"/>
-          <w:szCs w:val="28"/>
-        </w:rPr>
-        <w:lastRenderedPageBreak/>
-        <w:t>Перезапуск сервера</w:t>
-      </w:r>
-    </w:p>
-    <w:p>
-      <w:pPr>
-        <w:rPr>
-          <w:rFonts w:ascii="Times New Roman" w:eastAsia="Times New Roman" w:hAnsi="Times New Roman" w:cs="Times New Roman"/>
-          <w:sz w:val="28"/>
-          <w:szCs w:val="28"/>
-        </w:rPr>
-      </w:pPr>
-      <w:r>
-        <w:rPr>
-          <w:rFonts w:ascii="Times New Roman" w:eastAsia="Times New Roman" w:hAnsi="Times New Roman" w:cs="Times New Roman"/>
-          <w:sz w:val="28"/>
-          <w:szCs w:val="28"/>
-        </w:rPr>
-        <w:drawing>
-          <wp:inline distT="0" distB="0" distL="0" distR="0" wp14:anchorId="2B41C975" wp14:editId="73AC4472">
-            <wp:extent cx="5939790" cy="3200400"/>
-            <wp:effectExtent l="0" t="0" r="3810" b="0"/>
-            <wp:docPr id="35894792" name="Picture 1"/>
-            <wp:cNvGraphicFramePr>
-              <a:graphicFrameLocks xmlns:a="http://schemas.openxmlformats.org/drawingml/2006/main" noChangeAspect="1"/>
-            </wp:cNvGraphicFramePr>
-            <a:graphic xmlns:a="http://schemas.openxmlformats.org/drawingml/2006/main">
-              <a:graphicData uri="http://schemas.openxmlformats.org/drawingml/2006/picture">
-                <pic:pic xmlns:pic="http://schemas.openxmlformats.org/drawingml/2006/picture">
-                  <pic:nvPicPr>
-                    <pic:cNvPr id="35894792" name=""/>
-                    <pic:cNvPicPr/>
-                  </pic:nvPicPr>
-                  <pic:blipFill>
-                    <a:blip r:embed="rId29"/>
-                    <a:stretch>
-                      <a:fillRect/>
-                    </a:stretch>
-                  </pic:blipFill>
-                  <pic:spPr>
-                    <a:xfrm>
-                      <a:off x="0" y="0"/>
-                      <a:ext cx="5939790" cy="3200400"/>
-                    </a:xfrm>
-                    <a:prstGeom prst="rect">
-                      <a:avLst/>
-                    </a:prstGeom>
-                  </pic:spPr>
-                </pic:pic>
-              </a:graphicData>
-            </a:graphic>
-          </wp:inline>
-        </w:drawing>
-      </w:r>
-    </w:p>
-    <w:p>
-      <w:pPr>
-        <w:rPr>
-          <w:rFonts w:ascii="Times New Roman" w:eastAsia="Times New Roman" w:hAnsi="Times New Roman" w:cs="Times New Roman"/>
-          <w:sz w:val="28"/>
-          <w:szCs w:val="28"/>
-        </w:rPr>
-      </w:pPr>
-      <w:r>
-        <w:rPr>
-          <w:rFonts w:ascii="Times New Roman" w:eastAsia="Times New Roman" w:hAnsi="Times New Roman" w:cs="Times New Roman"/>
-          <w:sz w:val="28"/>
-          <w:szCs w:val="28"/>
-        </w:rPr>
-        <w:drawing>
-          <wp:inline distT="0" distB="0" distL="0" distR="0" wp14:anchorId="32992975" wp14:editId="7C1E0B36">
-            <wp:extent cx="5939790" cy="3163570"/>
-            <wp:effectExtent l="0" t="0" r="3810" b="0"/>
-            <wp:docPr id="517527153" name="Picture 1"/>
-            <wp:cNvGraphicFramePr>
-              <a:graphicFrameLocks xmlns:a="http://schemas.openxmlformats.org/drawingml/2006/main" noChangeAspect="1"/>
-            </wp:cNvGraphicFramePr>
-            <a:graphic xmlns:a="http://schemas.openxmlformats.org/drawingml/2006/main">
-              <a:graphicData uri="http://schemas.openxmlformats.org/drawingml/2006/picture">
-                <pic:pic xmlns:pic="http://schemas.openxmlformats.org/drawingml/2006/picture">
-                  <pic:nvPicPr>
-                    <pic:cNvPr id="517527153" name=""/>
-                    <pic:cNvPicPr/>
-                  </pic:nvPicPr>
-                  <pic:blipFill>
-                    <a:blip r:embed="rId30"/>
-                    <a:stretch>
-                      <a:fillRect/>
-                    </a:stretch>
-                  </pic:blipFill>
-                  <pic:spPr>
-                    <a:xfrm>
-                      <a:off x="0" y="0"/>
-                      <a:ext cx="5939790" cy="3163570"/>
-                    </a:xfrm>
-                    <a:prstGeom prst="rect">
-                      <a:avLst/>
-                    </a:prstGeom>
-                  </pic:spPr>
-                </pic:pic>
-              </a:graphicData>
-            </a:graphic>
-          </wp:inline>
-        </w:drawing>
-      </w:r>
-    </w:p>
-    <w:p>
-      <w:pPr>
-        <w:rPr>
-          <w:rFonts w:ascii="Times New Roman" w:eastAsia="Times New Roman" w:hAnsi="Times New Roman" w:cs="Times New Roman"/>
-          <w:sz w:val="28"/>
-          <w:szCs w:val="28"/>
-        </w:rPr>
-      </w:pPr>
-      <w:r>
-        <w:rPr>
-          <w:rFonts w:ascii="Times New Roman" w:eastAsia="Times New Roman" w:hAnsi="Times New Roman" w:cs="Times New Roman"/>
-          <w:noProof/>
-          <w:sz w:val="28"/>
-          <w:szCs w:val="28"/>
-        </w:rPr>
-        <w:lastRenderedPageBreak/>
-        <w:drawing>
-          <wp:inline distT="0" distB="0" distL="0" distR="0">
-            <wp:extent cx="5939790" cy="3523615"/>
-            <wp:effectExtent l="0" t="0" r="3810" b="0"/>
-            <wp:docPr id="434704049" name="Picture 1"/>
-            <wp:cNvGraphicFramePr>
-              <a:graphicFrameLocks xmlns:a="http://schemas.openxmlformats.org/drawingml/2006/main" noChangeAspect="1"/>
-            </wp:cNvGraphicFramePr>
-            <a:graphic xmlns:a="http://schemas.openxmlformats.org/drawingml/2006/main">
-              <a:graphicData uri="http://schemas.openxmlformats.org/drawingml/2006/picture">
-                <pic:pic xmlns:pic="http://schemas.openxmlformats.org/drawingml/2006/picture">
-                  <pic:nvPicPr>
-                    <pic:cNvPr id="434704049" name="Picture 434704049"/>
-                    <pic:cNvPicPr/>
-                  </pic:nvPicPr>
-                  <pic:blipFill>
-                    <a:blip r:embed="rId31" cstate="print">
-                      <a:extLst>
-                        <a:ext uri="{28A0092B-C50C-407E-A947-70E740481C1C}">
-                          <a14:useLocalDpi xmlns:a14="http://schemas.microsoft.com/office/drawing/2010/main" val="0"/>
-                        </a:ext>
-                      </a:extLst>
-                    </a:blip>
-                    <a:stretch>
-                      <a:fillRect/>
-                    </a:stretch>
-                  </pic:blipFill>
-                  <pic:spPr>
-                    <a:xfrm>
-                      <a:off x="0" y="0"/>
-                      <a:ext cx="5939790" cy="3523615"/>
-                    </a:xfrm>
-                    <a:prstGeom prst="rect">
-                      <a:avLst/>
-                    </a:prstGeom>
-                  </pic:spPr>
-                </pic:pic>
-              </a:graphicData>
-            </a:graphic>
-          </wp:inline>
-        </w:drawing>
-      </w:r>
-    </w:p>
-    <w:p>
-      <w:pPr>
-        <w:rPr>
-          <w:rFonts w:ascii="Times New Roman" w:eastAsia="Times New Roman" w:hAnsi="Times New Roman" w:cs="Times New Roman"/>
-          <w:sz w:val="28"/>
-          <w:szCs w:val="28"/>
-        </w:rPr>
-      </w:pPr>
-      <w:r>
-        <w:rPr>
-          <w:rFonts w:ascii="Times New Roman" w:eastAsia="Times New Roman" w:hAnsi="Times New Roman" w:cs="Times New Roman"/>
-          <w:sz w:val="28"/>
-          <w:szCs w:val="28"/>
-        </w:rPr>
-        <w:t>Программа долгое время пробует получить ответ от БД снова и снова. По итогу возвращает пользователю 500. Она не готова к отключению базы данных.</w:t>
-      </w:r>
-    </w:p>
-    <w:p>
-      <w:pPr>
-        <w:rPr>
-          <w:rFonts w:ascii="Times New Roman" w:eastAsia="Times New Roman" w:hAnsi="Times New Roman" w:cs="Times New Roman"/>
-          <w:b/>
-          <w:sz w:val="28"/>
-          <w:szCs w:val="28"/>
-        </w:rPr>
-      </w:pPr>
-      <w:r>
-        <w:rPr>
-          <w:rFonts w:ascii="Times New Roman" w:eastAsia="Times New Roman" w:hAnsi="Times New Roman" w:cs="Times New Roman"/>
-          <w:sz w:val="28"/>
-          <w:szCs w:val="28"/>
-          <w:lang w:val="en-RU"/>
-        </w:rPr>
-        <w:br w:type="page"/>
-      </w:r>
-    </w:p>
-    <w:p>
-      <w:pPr>
-        <w:rPr>
-          <w:rFonts w:ascii="Times New Roman" w:eastAsia="Times New Roman" w:hAnsi="Times New Roman" w:cs="Times New Roman"/>
-          <w:b/>
-          <w:sz w:val="36"/>
-          <w:szCs w:val="36"/>
-        </w:rPr>
-      </w:pPr>
-      <w:r>
-        <w:rPr>
-          <w:rFonts w:ascii="Times New Roman" w:eastAsia="Times New Roman" w:hAnsi="Times New Roman" w:cs="Times New Roman"/>
-          <w:b/>
-          <w:sz w:val="36"/>
-          <w:szCs w:val="36"/>
-        </w:rPr>
-        <w:lastRenderedPageBreak/>
-        <w:t>Выводы</w:t>
-      </w:r>
-    </w:p>
-    <w:p>
-      <w:pPr>
-        <w:rPr>
-          <w:rFonts w:ascii="Times New Roman" w:eastAsia="Times New Roman" w:hAnsi="Times New Roman" w:cs="Times New Roman"/>
-          <w:sz w:val="28"/>
-          <w:szCs w:val="28"/>
-          <w:lang w:val="en-RU"/>
-        </w:rPr>
-      </w:pPr>
-      <w:r>
-        <w:rPr>
-          <w:rFonts w:ascii="Times New Roman" w:eastAsia="Times New Roman" w:hAnsi="Times New Roman" w:cs="Times New Roman"/>
-          <w:sz w:val="28"/>
-          <w:szCs w:val="28"/>
-          <w:lang w:val="en-RU"/>
-        </w:rPr>
-        <w:t>В ходе лабораторной работы проведено нагрузочное и стресс-тестирование веб-приложения с помощью Apache JMeter.</w:t>
-      </w:r>
-    </w:p>
-    <w:p>
-      <w:pPr>
-        <w:rPr>
-          <w:rFonts w:ascii="Times New Roman" w:eastAsia="Times New Roman" w:hAnsi="Times New Roman" w:cs="Times New Roman"/>
-          <w:sz w:val="28"/>
-          <w:szCs w:val="28"/>
-          <w:lang w:val="en-RU"/>
-        </w:rPr>
-      </w:pPr>
-      <w:r>
-        <w:rPr>
-          <w:rFonts w:ascii="Times New Roman" w:eastAsia="Times New Roman" w:hAnsi="Times New Roman" w:cs="Times New Roman"/>
-          <w:sz w:val="28"/>
-          <w:szCs w:val="28"/>
-          <w:lang w:val="en-RU"/>
-        </w:rPr>
-        <w:t>Нагрузочное тестирование трёх конфигураций показало, что конфигурация №3 по времени отклика кардинально превосходит конфигурации №1 и №2 и оказывается ближайшей к требуемому лимиту 680 мс (среднее 743 мс, медиана 703 мс, минимум 659 мс при измерении через туннель). Конфигурации №1 (среднее 1532 мс) и №2 (среднее 1124 мс) с заданной нагрузкой не справились.</w:t>
-      </w:r>
-    </w:p>
-    <w:p>
-      <w:pPr>
-        <w:rPr>
-          <w:rFonts w:ascii="Times New Roman" w:eastAsia="Times New Roman" w:hAnsi="Times New Roman" w:cs="Times New Roman"/>
-          <w:sz w:val="28"/>
-          <w:szCs w:val="28"/>
-          <w:lang w:val="en-RU"/>
-        </w:rPr>
-      </w:pPr>
-      <w:r>
-        <w:rPr>
-          <w:rFonts w:ascii="Times New Roman" w:eastAsia="Times New Roman" w:hAnsi="Times New Roman" w:cs="Times New Roman"/>
-          <w:sz w:val="28"/>
-          <w:szCs w:val="28"/>
-          <w:lang w:val="en-RU"/>
-        </w:rPr>
-        <w:t>Стресс-тестирование выбранной конфигурации №3 показало, что время отклика монотонно растёт с увеличением числа параллельных потоков: от значений около порога на минимальной нагрузке до 9000–11000 мс при 300 потоках. Запас по нагрузке в пределах допустимого времени отклика мал, что соответствует тому, что конфигурация №3 и при базовой нагрузке работает на границе требования.</w:t>
-      </w:r>
-    </w:p>
-    <w:p>
-      <w:pPr>
-        <w:rPr>
-          <w:rFonts w:ascii="Times New Roman" w:eastAsia="Times New Roman" w:hAnsi="Times New Roman" w:cs="Times New Roman"/>
-          <w:sz w:val="28"/>
-          <w:szCs w:val="28"/>
-          <w:lang w:val="en-RU"/>
-        </w:rPr>
-      </w:pPr>
-      <w:r>
-        <w:rPr>
-          <w:rFonts w:ascii="Times New Roman" w:eastAsia="Times New Roman" w:hAnsi="Times New Roman" w:cs="Times New Roman"/>
-          <w:sz w:val="28"/>
-          <w:szCs w:val="28"/>
-          <w:lang w:val="en-RU"/>
-        </w:rPr>
-        <w:t>В процессе работы был освоен инструмент JMeter: настройка Thread Groups, таймеров, ассертов, генерация отчётов. Также написан скрипт на Python для более детального анализа результатов.</w:t>
-      </w:r>
-    </w:p>
-    <w:p>
-      <w:pPr>
-        <w:rPr>
-          <w:rFonts w:ascii="Times New Roman" w:eastAsia="Times New Roman" w:hAnsi="Times New Roman" w:cs="Times New Roman"/>
-          <w:sz w:val="28"/>
-          <w:szCs w:val="28"/>
-          <w:lang w:val="en-RU"/>
-        </w:rPr>
-      </w:pPr>
-    </w:p>
-    <w:p>
-      <w:pPr>
-        <w:rPr>
-          <w:rFonts w:ascii="Times New Roman" w:eastAsia="Times New Roman" w:hAnsi="Times New Roman" w:cs="Times New Roman"/>
-          <w:sz w:val="28"/>
-          <w:szCs w:val="28"/>
         </w:rPr>
       </w:pPr>
     </w:p>
     <w:sectPr>
-      <w:headerReference w:type="default" r:id="rId32"/>
+      <w:headerReference w:type="default" r:id="rId30"/>
       <w:pgSz w:w="11906" w:h="16838"/>
       <w:pgMar w:top="1134" w:right="851" w:bottom="567" w:left="1701" w:header="709" w:footer="709" w:gutter="0"/>
       <w:pgNumType w:start="1"/>
@@ -4085,7 +3147,7 @@
 </file>
 
 <file path=word/endnotes.xml><?xml version="1.0" encoding="utf-8"?>
-<w:endnotes xmlns:wpc="http://schemas.microsoft.com/office/word/2010/wordprocessingCanvas" xmlns:cx="http://schemas.microsoft.com/office/drawing/2014/chartex" xmlns:cx1="http://schemas.microsoft.com/office/drawing/2015/9/8/chartex" xmlns:cx2="http://schemas.microsoft.com/office/drawing/2015/10/21/chartex" xmlns:cx3="http://schemas.microsoft.com/office/drawing/2016/5/9/chartex" xmlns:cx4="http://schemas.microsoft.com/office/drawing/2016/5/10/chartex" xmlns:cx5="http://schemas.microsoft.com/office/drawing/2016/5/11/chartex" xmlns:cx6="http://schemas.microsoft.com/office/drawing/2016/5/12/chartex" xmlns:cx7="http://schemas.microsoft.com/office/drawing/2016/5/13/chartex" xmlns:cx8="http://schemas.microsoft.com/office/drawing/2016/5/14/chartex" xmlns:mc="http://schemas.openxmlformats.org/markup-compatibility/2006" xmlns:aink="http://schemas.microsoft.com/office/drawing/2016/ink" xmlns:am3d="http://schemas.microsoft.com/office/drawing/2017/model3d" xmlns:o="urn:schemas-microsoft-com:office:office" xmlns:oel="http://schemas.microsoft.com/office/2019/extlst" xmlns:r="http://schemas.openxmlformats.org/officeDocument/2006/relationships" xmlns:m="http://schemas.openxmlformats.org/officeDocument/2006/math" xmlns:v="urn:schemas-microsoft-com:vml" xmlns:wp14="http://schemas.microsoft.com/office/word/2010/wordprocessingDrawing" xmlns:wp="http://schemas.openxmlformats.org/drawingml/2006/wordprocessingDrawing" xmlns:w10="urn:schemas-microsoft-com:office:word" xmlns:w="http://schemas.openxmlformats.org/wordprocessingml/2006/main" xmlns:w14="http://schemas.microsoft.com/office/word/2010/wordml" xmlns:w15="http://schemas.microsoft.com/office/word/2012/wordml" xmlns:w16cex="http://schemas.microsoft.com/office/word/2018/wordml/cex" xmlns:w16cid="http://schemas.microsoft.com/office/word/2016/wordml/cid" xmlns:w16="http://schemas.microsoft.com/office/word/2018/wordml" xmlns:w16du="http://schemas.microsoft.com/office/word/2023/wordml/word16du" xmlns:w16sdtdh="http://schemas.microsoft.com/office/word/2020/wordml/sdtdatahash" xmlns:w16se="http://schemas.microsoft.com/office/word/2015/wordml/symex" xmlns:wpg="http://schemas.microsoft.com/office/word/2010/wordprocessingGroup" xmlns:wpi="http://schemas.microsoft.com/office/word/2010/wordprocessingInk" xmlns:wne="http://schemas.microsoft.com/office/word/2006/wordml" xmlns:wps="http://schemas.microsoft.com/office/word/2010/wordprocessingShape" mc:Ignorable="w14 w15 w16se w16cid w16 w16cex w16sdtdh wp14">
+<w:endnotes xmlns:wpc="http://schemas.microsoft.com/office/word/2010/wordprocessingCanvas" xmlns:cx="http://schemas.microsoft.com/office/drawing/2014/chartex" xmlns:cx1="http://schemas.microsoft.com/office/drawing/2015/9/8/chartex" xmlns:cx2="http://schemas.microsoft.com/office/drawing/2015/10/21/chartex" xmlns:cx3="http://schemas.microsoft.com/office/drawing/2016/5/9/chartex" xmlns:cx4="http://schemas.microsoft.com/office/drawing/2016/5/10/chartex" xmlns:cx5="http://schemas.microsoft.com/office/drawing/2016/5/11/chartex" xmlns:cx6="http://schemas.microsoft.com/office/drawing/2016/5/12/chartex" xmlns:cx7="http://schemas.microsoft.com/office/drawing/2016/5/13/chartex" xmlns:cx8="http://schemas.microsoft.com/office/drawing/2016/5/14/chartex" xmlns:mc="http://schemas.openxmlformats.org/markup-compatibility/2006" xmlns:aink="http://schemas.microsoft.com/office/drawing/2016/ink" xmlns:am3d="http://schemas.microsoft.com/office/drawing/2017/model3d" xmlns:o="urn:schemas-microsoft-com:office:office" xmlns:oel="http://schemas.microsoft.com/office/2019/extlst" xmlns:r="http://schemas.openxmlformats.org/officeDocument/2006/relationships" xmlns:m="http://schemas.openxmlformats.org/officeDocument/2006/math" xmlns:v="urn:schemas-microsoft-com:vml" xmlns:wp14="http://schemas.microsoft.com/office/word/2010/wordprocessingDrawing" xmlns:wp="http://schemas.openxmlformats.org/drawingml/2006/wordprocessingDrawing" xmlns:w10="urn:schemas-microsoft-com:office:word" xmlns:w="http://schemas.openxmlformats.org/wordprocessingml/2006/main" xmlns:w14="http://schemas.microsoft.com/office/word/2010/wordml" xmlns:w15="http://schemas.microsoft.com/office/word/2012/wordml" xmlns:w16cex="http://schemas.microsoft.com/office/word/2018/wordml/cex" xmlns:w16cid="http://schemas.microsoft.com/office/word/2016/wordml/cid" xmlns:w16="http://schemas.microsoft.com/office/word/2018/wordml" xmlns:w16sdtdh="http://schemas.microsoft.com/office/word/2020/wordml/sdtdatahash" xmlns:w16se="http://schemas.microsoft.com/office/word/2015/wordml/symex" xmlns:wpg="http://schemas.microsoft.com/office/word/2010/wordprocessingGroup" xmlns:wpi="http://schemas.microsoft.com/office/word/2010/wordprocessingInk" xmlns:wne="http://schemas.microsoft.com/office/word/2006/wordml" xmlns:wps="http://schemas.microsoft.com/office/word/2010/wordprocessingShape" mc:Ignorable="w14 w15 w16se w16cid w16 w16cex w16sdtdh wp14">
   <w:endnote w:type="separator" w:id="-1">
     <w:p>
       <w:pPr>
@@ -4110,7 +3172,7 @@
 </file>
 
 <file path=word/footnotes.xml><?xml version="1.0" encoding="utf-8"?>
-<w:footnotes xmlns:wpc="http://schemas.microsoft.com/office/word/2010/wordprocessingCanvas" xmlns:cx="http://schemas.microsoft.com/office/drawing/2014/chartex" xmlns:cx1="http://schemas.microsoft.com/office/drawing/2015/9/8/chartex" xmlns:cx2="http://schemas.microsoft.com/office/drawing/2015/10/21/chartex" xmlns:cx3="http://schemas.microsoft.com/office/drawing/2016/5/9/chartex" xmlns:cx4="http://schemas.microsoft.com/office/drawing/2016/5/10/chartex" xmlns:cx5="http://schemas.microsoft.com/office/drawing/2016/5/11/chartex" xmlns:cx6="http://schemas.microsoft.com/office/drawing/2016/5/12/chartex" xmlns:cx7="http://schemas.microsoft.com/office/drawing/2016/5/13/chartex" xmlns:cx8="http://schemas.microsoft.com/office/drawing/2016/5/14/chartex" xmlns:mc="http://schemas.openxmlformats.org/markup-compatibility/2006" xmlns:aink="http://schemas.microsoft.com/office/drawing/2016/ink" xmlns:am3d="http://schemas.microsoft.com/office/drawing/2017/model3d" xmlns:o="urn:schemas-microsoft-com:office:office" xmlns:oel="http://schemas.microsoft.com/office/2019/extlst" xmlns:r="http://schemas.openxmlformats.org/officeDocument/2006/relationships" xmlns:m="http://schemas.openxmlformats.org/officeDocument/2006/math" xmlns:v="urn:schemas-microsoft-com:vml" xmlns:wp14="http://schemas.microsoft.com/office/word/2010/wordprocessingDrawing" xmlns:wp="http://schemas.openxmlformats.org/drawingml/2006/wordprocessingDrawing" xmlns:w10="urn:schemas-microsoft-com:office:word" xmlns:w="http://schemas.openxmlformats.org/wordprocessingml/2006/main" xmlns:w14="http://schemas.microsoft.com/office/word/2010/wordml" xmlns:w15="http://schemas.microsoft.com/office/word/2012/wordml" xmlns:w16cex="http://schemas.microsoft.com/office/word/2018/wordml/cex" xmlns:w16cid="http://schemas.microsoft.com/office/word/2016/wordml/cid" xmlns:w16="http://schemas.microsoft.com/office/word/2018/wordml" xmlns:w16du="http://schemas.microsoft.com/office/word/2023/wordml/word16du" xmlns:w16sdtdh="http://schemas.microsoft.com/office/word/2020/wordml/sdtdatahash" xmlns:w16se="http://schemas.microsoft.com/office/word/2015/wordml/symex" xmlns:wpg="http://schemas.microsoft.com/office/word/2010/wordprocessingGroup" xmlns:wpi="http://schemas.microsoft.com/office/word/2010/wordprocessingInk" xmlns:wne="http://schemas.microsoft.com/office/word/2006/wordml" xmlns:wps="http://schemas.microsoft.com/office/word/2010/wordprocessingShape" mc:Ignorable="w14 w15 w16se w16cid w16 w16cex w16sdtdh wp14">
+<w:footnotes xmlns:wpc="http://schemas.microsoft.com/office/word/2010/wordprocessingCanvas" xmlns:cx="http://schemas.microsoft.com/office/drawing/2014/chartex" xmlns:cx1="http://schemas.microsoft.com/office/drawing/2015/9/8/chartex" xmlns:cx2="http://schemas.microsoft.com/office/drawing/2015/10/21/chartex" xmlns:cx3="http://schemas.microsoft.com/office/drawing/2016/5/9/chartex" xmlns:cx4="http://schemas.microsoft.com/office/drawing/2016/5/10/chartex" xmlns:cx5="http://schemas.microsoft.com/office/drawing/2016/5/11/chartex" xmlns:cx6="http://schemas.microsoft.com/office/drawing/2016/5/12/chartex" xmlns:cx7="http://schemas.microsoft.com/office/drawing/2016/5/13/chartex" xmlns:cx8="http://schemas.microsoft.com/office/drawing/2016/5/14/chartex" xmlns:mc="http://schemas.openxmlformats.org/markup-compatibility/2006" xmlns:aink="http://schemas.microsoft.com/office/drawing/2016/ink" xmlns:am3d="http://schemas.microsoft.com/office/drawing/2017/model3d" xmlns:o="urn:schemas-microsoft-com:office:office" xmlns:oel="http://schemas.microsoft.com/office/2019/extlst" xmlns:r="http://schemas.openxmlformats.org/officeDocument/2006/relationships" xmlns:m="http://schemas.openxmlformats.org/officeDocument/2006/math" xmlns:v="urn:schemas-microsoft-com:vml" xmlns:wp14="http://schemas.microsoft.com/office/word/2010/wordprocessingDrawing" xmlns:wp="http://schemas.openxmlformats.org/drawingml/2006/wordprocessingDrawing" xmlns:w10="urn:schemas-microsoft-com:office:word" xmlns:w="http://schemas.openxmlformats.org/wordprocessingml/2006/main" xmlns:w14="http://schemas.microsoft.com/office/word/2010/wordml" xmlns:w15="http://schemas.microsoft.com/office/word/2012/wordml" xmlns:w16cex="http://schemas.microsoft.com/office/word/2018/wordml/cex" xmlns:w16cid="http://schemas.microsoft.com/office/word/2016/wordml/cid" xmlns:w16="http://schemas.microsoft.com/office/word/2018/wordml" xmlns:w16sdtdh="http://schemas.microsoft.com/office/word/2020/wordml/sdtdatahash" xmlns:w16se="http://schemas.microsoft.com/office/word/2015/wordml/symex" xmlns:wpg="http://schemas.microsoft.com/office/word/2010/wordprocessingGroup" xmlns:wpi="http://schemas.microsoft.com/office/word/2010/wordprocessingInk" xmlns:wne="http://schemas.microsoft.com/office/word/2006/wordml" xmlns:wps="http://schemas.microsoft.com/office/word/2010/wordprocessingShape" mc:Ignorable="w14 w15 w16se w16cid w16 w16cex w16sdtdh wp14">
   <w:footnote w:type="separator" w:id="-1">
     <w:p>
       <w:pPr>
@@ -4135,13 +3197,13 @@
 </file>
 
 <file path=word/header1.xml><?xml version="1.0" encoding="utf-8"?>
-<w:hdr xmlns:wpc="http://schemas.microsoft.com/office/word/2010/wordprocessingCanvas" xmlns:cx="http://schemas.microsoft.com/office/drawing/2014/chartex" xmlns:cx1="http://schemas.microsoft.com/office/drawing/2015/9/8/chartex" xmlns:cx2="http://schemas.microsoft.com/office/drawing/2015/10/21/chartex" xmlns:cx3="http://schemas.microsoft.com/office/drawing/2016/5/9/chartex" xmlns:cx4="http://schemas.microsoft.com/office/drawing/2016/5/10/chartex" xmlns:cx5="http://schemas.microsoft.com/office/drawing/2016/5/11/chartex" xmlns:cx6="http://schemas.microsoft.com/office/drawing/2016/5/12/chartex" xmlns:cx7="http://schemas.microsoft.com/office/drawing/2016/5/13/chartex" xmlns:cx8="http://schemas.microsoft.com/office/drawing/2016/5/14/chartex" xmlns:mc="http://schemas.openxmlformats.org/markup-compatibility/2006" xmlns:aink="http://schemas.microsoft.com/office/drawing/2016/ink" xmlns:am3d="http://schemas.microsoft.com/office/drawing/2017/model3d" xmlns:o="urn:schemas-microsoft-com:office:office" xmlns:oel="http://schemas.microsoft.com/office/2019/extlst" xmlns:r="http://schemas.openxmlformats.org/officeDocument/2006/relationships" xmlns:m="http://schemas.openxmlformats.org/officeDocument/2006/math" xmlns:v="urn:schemas-microsoft-com:vml" xmlns:wp14="http://schemas.microsoft.com/office/word/2010/wordprocessingDrawing" xmlns:wp="http://schemas.openxmlformats.org/drawingml/2006/wordprocessingDrawing" xmlns:w10="urn:schemas-microsoft-com:office:word" xmlns:w="http://schemas.openxmlformats.org/wordprocessingml/2006/main" xmlns:w14="http://schemas.microsoft.com/office/word/2010/wordml" xmlns:w15="http://schemas.microsoft.com/office/word/2012/wordml" xmlns:w16cex="http://schemas.microsoft.com/office/word/2018/wordml/cex" xmlns:w16cid="http://schemas.microsoft.com/office/word/2016/wordml/cid" xmlns:w16="http://schemas.microsoft.com/office/word/2018/wordml" xmlns:w16du="http://schemas.microsoft.com/office/word/2023/wordml/word16du" xmlns:w16sdtdh="http://schemas.microsoft.com/office/word/2020/wordml/sdtdatahash" xmlns:w16se="http://schemas.microsoft.com/office/word/2015/wordml/symex" xmlns:wpg="http://schemas.microsoft.com/office/word/2010/wordprocessingGroup" xmlns:wpi="http://schemas.microsoft.com/office/word/2010/wordprocessingInk" xmlns:wne="http://schemas.microsoft.com/office/word/2006/wordml" xmlns:wps="http://schemas.microsoft.com/office/word/2010/wordprocessingShape" mc:Ignorable="w14 w15 w16se w16cid w16 w16cex w16sdtdh wp14">
+<w:hdr xmlns:wpc="http://schemas.microsoft.com/office/word/2010/wordprocessingCanvas" xmlns:cx="http://schemas.microsoft.com/office/drawing/2014/chartex" xmlns:cx1="http://schemas.microsoft.com/office/drawing/2015/9/8/chartex" xmlns:cx2="http://schemas.microsoft.com/office/drawing/2015/10/21/chartex" xmlns:cx3="http://schemas.microsoft.com/office/drawing/2016/5/9/chartex" xmlns:cx4="http://schemas.microsoft.com/office/drawing/2016/5/10/chartex" xmlns:cx5="http://schemas.microsoft.com/office/drawing/2016/5/11/chartex" xmlns:cx6="http://schemas.microsoft.com/office/drawing/2016/5/12/chartex" xmlns:cx7="http://schemas.microsoft.com/office/drawing/2016/5/13/chartex" xmlns:cx8="http://schemas.microsoft.com/office/drawing/2016/5/14/chartex" xmlns:mc="http://schemas.openxmlformats.org/markup-compatibility/2006" xmlns:aink="http://schemas.microsoft.com/office/drawing/2016/ink" xmlns:am3d="http://schemas.microsoft.com/office/drawing/2017/model3d" xmlns:o="urn:schemas-microsoft-com:office:office" xmlns:oel="http://schemas.microsoft.com/office/2019/extlst" xmlns:r="http://schemas.openxmlformats.org/officeDocument/2006/relationships" xmlns:m="http://schemas.openxmlformats.org/officeDocument/2006/math" xmlns:v="urn:schemas-microsoft-com:vml" xmlns:wp14="http://schemas.microsoft.com/office/word/2010/wordprocessingDrawing" xmlns:wp="http://schemas.openxmlformats.org/drawingml/2006/wordprocessingDrawing" xmlns:w10="urn:schemas-microsoft-com:office:word" xmlns:w="http://schemas.openxmlformats.org/wordprocessingml/2006/main" xmlns:w14="http://schemas.microsoft.com/office/word/2010/wordml" xmlns:w15="http://schemas.microsoft.com/office/word/2012/wordml" xmlns:w16cex="http://schemas.microsoft.com/office/word/2018/wordml/cex" xmlns:w16cid="http://schemas.microsoft.com/office/word/2016/wordml/cid" xmlns:w16="http://schemas.microsoft.com/office/word/2018/wordml" xmlns:w16sdtdh="http://schemas.microsoft.com/office/word/2020/wordml/sdtdatahash" xmlns:w16se="http://schemas.microsoft.com/office/word/2015/wordml/symex" xmlns:wpg="http://schemas.microsoft.com/office/word/2010/wordprocessingGroup" xmlns:wpi="http://schemas.microsoft.com/office/word/2010/wordprocessingInk" xmlns:wne="http://schemas.microsoft.com/office/word/2006/wordml" xmlns:wps="http://schemas.microsoft.com/office/word/2010/wordprocessingShape" mc:Ignorable="w14 w15 w16se w16cid w16 w16cex w16sdtdh wp14">
   <w:p/>
 </w:hdr>
 </file>
 
 <file path=word/numbering.xml><?xml version="1.0" encoding="utf-8"?>
-<w:numbering xmlns:wpc="http://schemas.microsoft.com/office/word/2010/wordprocessingCanvas" xmlns:cx="http://schemas.microsoft.com/office/drawing/2014/chartex" xmlns:cx1="http://schemas.microsoft.com/office/drawing/2015/9/8/chartex" xmlns:cx2="http://schemas.microsoft.com/office/drawing/2015/10/21/chartex" xmlns:cx3="http://schemas.microsoft.com/office/drawing/2016/5/9/chartex" xmlns:cx4="http://schemas.microsoft.com/office/drawing/2016/5/10/chartex" xmlns:cx5="http://schemas.microsoft.com/office/drawing/2016/5/11/chartex" xmlns:cx6="http://schemas.microsoft.com/office/drawing/2016/5/12/chartex" xmlns:cx7="http://schemas.microsoft.com/office/drawing/2016/5/13/chartex" xmlns:cx8="http://schemas.microsoft.com/office/drawing/2016/5/14/chartex" xmlns:mc="http://schemas.openxmlformats.org/markup-compatibility/2006" xmlns:aink="http://schemas.microsoft.com/office/drawing/2016/ink" xmlns:am3d="http://schemas.microsoft.com/office/drawing/2017/model3d" xmlns:o="urn:schemas-microsoft-com:office:office" xmlns:oel="http://schemas.microsoft.com/office/2019/extlst" xmlns:r="http://schemas.openxmlformats.org/officeDocument/2006/relationships" xmlns:m="http://schemas.openxmlformats.org/officeDocument/2006/math" xmlns:v="urn:schemas-microsoft-com:vml" xmlns:wp14="http://schemas.microsoft.com/office/word/2010/wordprocessingDrawing" xmlns:wp="http://schemas.openxmlformats.org/drawingml/2006/wordprocessingDrawing" xmlns:w10="urn:schemas-microsoft-com:office:word" xmlns:w="http://schemas.openxmlformats.org/wordprocessingml/2006/main" xmlns:w14="http://schemas.microsoft.com/office/word/2010/wordml" xmlns:w15="http://schemas.microsoft.com/office/word/2012/wordml" xmlns:w16cex="http://schemas.microsoft.com/office/word/2018/wordml/cex" xmlns:w16cid="http://schemas.microsoft.com/office/word/2016/wordml/cid" xmlns:w16="http://schemas.microsoft.com/office/word/2018/wordml" xmlns:w16du="http://schemas.microsoft.com/office/word/2023/wordml/word16du" xmlns:w16sdtdh="http://schemas.microsoft.com/office/word/2020/wordml/sdtdatahash" xmlns:w16se="http://schemas.microsoft.com/office/word/2015/wordml/symex" xmlns:wpg="http://schemas.microsoft.com/office/word/2010/wordprocessingGroup" xmlns:wpi="http://schemas.microsoft.com/office/word/2010/wordprocessingInk" xmlns:wne="http://schemas.microsoft.com/office/word/2006/wordml" xmlns:wps="http://schemas.microsoft.com/office/word/2010/wordprocessingShape" mc:Ignorable="w14 w15 w16se w16cid w16 w16cex w16sdtdh wp14">
+<w:numbering xmlns:wpc="http://schemas.microsoft.com/office/word/2010/wordprocessingCanvas" xmlns:cx="http://schemas.microsoft.com/office/drawing/2014/chartex" xmlns:cx1="http://schemas.microsoft.com/office/drawing/2015/9/8/chartex" xmlns:cx2="http://schemas.microsoft.com/office/drawing/2015/10/21/chartex" xmlns:cx3="http://schemas.microsoft.com/office/drawing/2016/5/9/chartex" xmlns:cx4="http://schemas.microsoft.com/office/drawing/2016/5/10/chartex" xmlns:cx5="http://schemas.microsoft.com/office/drawing/2016/5/11/chartex" xmlns:cx6="http://schemas.microsoft.com/office/drawing/2016/5/12/chartex" xmlns:cx7="http://schemas.microsoft.com/office/drawing/2016/5/13/chartex" xmlns:cx8="http://schemas.microsoft.com/office/drawing/2016/5/14/chartex" xmlns:mc="http://schemas.openxmlformats.org/markup-compatibility/2006" xmlns:aink="http://schemas.microsoft.com/office/drawing/2016/ink" xmlns:am3d="http://schemas.microsoft.com/office/drawing/2017/model3d" xmlns:o="urn:schemas-microsoft-com:office:office" xmlns:oel="http://schemas.microsoft.com/office/2019/extlst" xmlns:r="http://schemas.openxmlformats.org/officeDocument/2006/relationships" xmlns:m="http://schemas.openxmlformats.org/officeDocument/2006/math" xmlns:v="urn:schemas-microsoft-com:vml" xmlns:wp14="http://schemas.microsoft.com/office/word/2010/wordprocessingDrawing" xmlns:wp="http://schemas.openxmlformats.org/drawingml/2006/wordprocessingDrawing" xmlns:w10="urn:schemas-microsoft-com:office:word" xmlns:w="http://schemas.openxmlformats.org/wordprocessingml/2006/main" xmlns:w14="http://schemas.microsoft.com/office/word/2010/wordml" xmlns:w15="http://schemas.microsoft.com/office/word/2012/wordml" xmlns:w16cex="http://schemas.microsoft.com/office/word/2018/wordml/cex" xmlns:w16cid="http://schemas.microsoft.com/office/word/2016/wordml/cid" xmlns:w16="http://schemas.microsoft.com/office/word/2018/wordml" xmlns:w16sdtdh="http://schemas.microsoft.com/office/word/2020/wordml/sdtdatahash" xmlns:w16se="http://schemas.microsoft.com/office/word/2015/wordml/symex" xmlns:wpg="http://schemas.microsoft.com/office/word/2010/wordprocessingGroup" xmlns:wpi="http://schemas.microsoft.com/office/word/2010/wordprocessingInk" xmlns:wne="http://schemas.microsoft.com/office/word/2006/wordml" xmlns:wps="http://schemas.microsoft.com/office/word/2010/wordprocessingShape" mc:Ignorable="w14 w15 w16se w16cid w16 w16cex w16sdtdh wp14">
   <w:abstractNum w:abstractNumId="0" w15:restartNumberingAfterBreak="0">
     <w:nsid w:val="0CFB2D46"/>
     <w:multiLevelType w:val="multilevel"/>
@@ -5624,14 +4686,14 @@
     <w:lsdException w:name="Unresolved Mention" w:semiHidden="1" w:unhideWhenUsed="1"/>
     <w:lsdException w:name="Smart Link" w:semiHidden="1" w:unhideWhenUsed="1"/>
   </w:latentStyles>
-  <w:style w:type="paragraph" w:default="1" w:styleId="Normal">
+  <w:style w:type="paragraph" w:default="1" w:styleId="a">
     <w:name w:val="Normal"/>
     <w:qFormat/>
   </w:style>
-  <w:style w:type="paragraph" w:styleId="Heading1">
+  <w:style w:type="paragraph" w:styleId="1">
     <w:name w:val="heading 1"/>
-    <w:basedOn w:val="Normal"/>
-    <w:next w:val="Normal"/>
+    <w:basedOn w:val="a"/>
+    <w:next w:val="a"/>
     <w:uiPriority w:val="9"/>
     <w:qFormat/>
     <w:pPr>
@@ -5646,10 +4708,10 @@
       <w:szCs w:val="32"/>
     </w:rPr>
   </w:style>
-  <w:style w:type="paragraph" w:styleId="Heading2">
+  <w:style w:type="paragraph" w:styleId="2">
     <w:name w:val="heading 2"/>
-    <w:basedOn w:val="Normal"/>
-    <w:next w:val="Normal"/>
+    <w:basedOn w:val="a"/>
+    <w:next w:val="a"/>
     <w:uiPriority w:val="9"/>
     <w:semiHidden/>
     <w:unhideWhenUsed/>
@@ -5666,10 +4728,10 @@
       <w:szCs w:val="36"/>
     </w:rPr>
   </w:style>
-  <w:style w:type="paragraph" w:styleId="Heading3">
+  <w:style w:type="paragraph" w:styleId="3">
     <w:name w:val="heading 3"/>
-    <w:basedOn w:val="Normal"/>
-    <w:next w:val="Normal"/>
+    <w:basedOn w:val="a"/>
+    <w:next w:val="a"/>
     <w:uiPriority w:val="9"/>
     <w:semiHidden/>
     <w:unhideWhenUsed/>
@@ -5686,10 +4748,10 @@
       <w:szCs w:val="28"/>
     </w:rPr>
   </w:style>
-  <w:style w:type="paragraph" w:styleId="Heading4">
+  <w:style w:type="paragraph" w:styleId="4">
     <w:name w:val="heading 4"/>
-    <w:basedOn w:val="Normal"/>
-    <w:next w:val="Normal"/>
+    <w:basedOn w:val="a"/>
+    <w:next w:val="a"/>
     <w:uiPriority w:val="9"/>
     <w:semiHidden/>
     <w:unhideWhenUsed/>
@@ -5706,10 +4768,10 @@
       <w:szCs w:val="24"/>
     </w:rPr>
   </w:style>
-  <w:style w:type="paragraph" w:styleId="Heading5">
+  <w:style w:type="paragraph" w:styleId="5">
     <w:name w:val="heading 5"/>
-    <w:basedOn w:val="Normal"/>
-    <w:next w:val="Normal"/>
+    <w:basedOn w:val="a"/>
+    <w:next w:val="a"/>
     <w:uiPriority w:val="9"/>
     <w:semiHidden/>
     <w:unhideWhenUsed/>
@@ -5724,10 +4786,10 @@
       <w:b/>
     </w:rPr>
   </w:style>
-  <w:style w:type="paragraph" w:styleId="Heading6">
+  <w:style w:type="paragraph" w:styleId="6">
     <w:name w:val="heading 6"/>
-    <w:basedOn w:val="Normal"/>
-    <w:next w:val="Normal"/>
+    <w:basedOn w:val="a"/>
+    <w:next w:val="a"/>
     <w:uiPriority w:val="9"/>
     <w:semiHidden/>
     <w:unhideWhenUsed/>
@@ -5744,12 +4806,13 @@
       <w:szCs w:val="20"/>
     </w:rPr>
   </w:style>
-  <w:style w:type="character" w:default="1" w:styleId="DefaultParagraphFont">
+  <w:style w:type="character" w:default="1" w:styleId="a0">
     <w:name w:val="Default Paragraph Font"/>
     <w:uiPriority w:val="1"/>
+    <w:semiHidden/>
     <w:unhideWhenUsed/>
   </w:style>
-  <w:style w:type="table" w:default="1" w:styleId="TableNormal">
+  <w:style w:type="table" w:default="1" w:styleId="a1">
     <w:name w:val="Normal Table"/>
     <w:uiPriority w:val="99"/>
     <w:semiHidden/>
@@ -5764,16 +4827,16 @@
       </w:tblCellMar>
     </w:tblPr>
   </w:style>
-  <w:style w:type="numbering" w:default="1" w:styleId="NoList">
+  <w:style w:type="numbering" w:default="1" w:styleId="a2">
     <w:name w:val="No List"/>
     <w:uiPriority w:val="99"/>
     <w:semiHidden/>
     <w:unhideWhenUsed/>
   </w:style>
-  <w:style w:type="paragraph" w:styleId="Title">
+  <w:style w:type="paragraph" w:styleId="a3">
     <w:name w:val="Title"/>
-    <w:basedOn w:val="Normal"/>
-    <w:next w:val="Normal"/>
+    <w:basedOn w:val="a"/>
+    <w:next w:val="a"/>
     <w:uiPriority w:val="10"/>
     <w:qFormat/>
     <w:pPr>
@@ -5787,10 +4850,10 @@
       <w:szCs w:val="72"/>
     </w:rPr>
   </w:style>
-  <w:style w:type="paragraph" w:styleId="Subtitle">
+  <w:style w:type="paragraph" w:styleId="a4">
     <w:name w:val="Subtitle"/>
-    <w:basedOn w:val="Normal"/>
-    <w:next w:val="Normal"/>
+    <w:basedOn w:val="a"/>
+    <w:next w:val="a"/>
     <w:uiPriority w:val="11"/>
     <w:qFormat/>
     <w:pPr>
@@ -5806,9 +4869,9 @@
       <w:szCs w:val="48"/>
     </w:rPr>
   </w:style>
-  <w:style w:type="character" w:styleId="Hyperlink">
+  <w:style w:type="character" w:styleId="a5">
     <w:name w:val="Hyperlink"/>
-    <w:basedOn w:val="DefaultParagraphFont"/>
+    <w:basedOn w:val="a0"/>
     <w:uiPriority w:val="99"/>
     <w:unhideWhenUsed/>
     <w:rsid w:val="00A4641D"/>
@@ -5817,9 +4880,9 @@
       <w:u w:val="single"/>
     </w:rPr>
   </w:style>
-  <w:style w:type="character" w:styleId="UnresolvedMention">
+  <w:style w:type="character" w:styleId="a6">
     <w:name w:val="Unresolved Mention"/>
-    <w:basedOn w:val="DefaultParagraphFont"/>
+    <w:basedOn w:val="a0"/>
     <w:uiPriority w:val="99"/>
     <w:semiHidden/>
     <w:unhideWhenUsed/>
@@ -5829,9 +4892,9 @@
       <w:shd w:val="clear" w:color="auto" w:fill="E1DFDD"/>
     </w:rPr>
   </w:style>
-  <w:style w:type="character" w:styleId="FollowedHyperlink">
+  <w:style w:type="character" w:styleId="a7">
     <w:name w:val="FollowedHyperlink"/>
-    <w:basedOn w:val="DefaultParagraphFont"/>
+    <w:basedOn w:val="a0"/>
     <w:uiPriority w:val="99"/>
     <w:semiHidden/>
     <w:unhideWhenUsed/>
@@ -5841,9 +4904,9 @@
       <w:u w:val="single"/>
     </w:rPr>
   </w:style>
-  <w:style w:type="paragraph" w:styleId="ListParagraph">
+  <w:style w:type="paragraph" w:styleId="a8">
     <w:name w:val="List Paragraph"/>
-    <w:basedOn w:val="Normal"/>
+    <w:basedOn w:val="a"/>
     <w:uiPriority w:val="34"/>
     <w:qFormat/>
     <w:rsid w:val="00A4641D"/>

--- a/docs/TPO-LAB4 Молодиченко Семен Андреевич.docx
+++ b/docs/TPO-LAB4 Молодиченко Семен Андреевич.docx
@@ -862,190 +862,6 @@
         </w:rPr>
         <w:lastRenderedPageBreak/>
         <w:t>Выполнение</w:t>
-      </w:r>
-    </w:p>
-    <w:p>
-      <w:pPr>
-        <w:rPr>
-          <w:rFonts w:ascii="Times New Roman" w:eastAsia="Times New Roman" w:hAnsi="Times New Roman" w:cs="Times New Roman"/>
-          <w:b/>
-          <w:sz w:val="36"/>
-          <w:szCs w:val="36"/>
-        </w:rPr>
-      </w:pPr>
-      <w:r>
-        <w:rPr>
-          <w:rFonts w:ascii="Times New Roman" w:eastAsia="Times New Roman" w:hAnsi="Times New Roman" w:cs="Times New Roman"/>
-          <w:b/>
-          <w:sz w:val="28"/>
-          <w:szCs w:val="28"/>
-        </w:rPr>
-        <w:t>Исходный код</w:t>
-      </w:r>
-      <w:r>
-        <w:rPr>
-          <w:rFonts w:ascii="Times New Roman" w:eastAsia="Times New Roman" w:hAnsi="Times New Roman" w:cs="Times New Roman"/>
-          <w:b/>
-          <w:sz w:val="36"/>
-          <w:szCs w:val="36"/>
-        </w:rPr>
-        <w:t xml:space="preserve"> </w:t>
-      </w:r>
-    </w:p>
-    <w:p>
-      <w:pPr>
-        <w:rPr>
-          <w:rFonts w:ascii="Times New Roman" w:eastAsia="Times New Roman" w:hAnsi="Times New Roman" w:cs="Times New Roman"/>
-          <w:sz w:val="28"/>
-          <w:szCs w:val="28"/>
-        </w:rPr>
-      </w:pPr>
-      <w:hyperlink r:id="rId12" w:history="1">
-        <w:r>
-          <w:rPr>
-            <w:rStyle w:val="a5"/>
-            <w:rFonts w:ascii="Times New Roman" w:hAnsi="Times New Roman" w:cs="Times New Roman"/>
-            <w:sz w:val="28"/>
-            <w:szCs w:val="28"/>
-            <w:lang w:val="en-US"/>
-          </w:rPr>
-          <w:t>https</w:t>
-        </w:r>
-        <w:r>
-          <w:rPr>
-            <w:rStyle w:val="a5"/>
-            <w:rFonts w:ascii="Times New Roman" w:hAnsi="Times New Roman" w:cs="Times New Roman"/>
-            <w:sz w:val="28"/>
-            <w:szCs w:val="28"/>
-          </w:rPr>
-          <w:t>://</w:t>
-        </w:r>
-        <w:proofErr w:type="spellStart"/>
-        <w:r>
-          <w:rPr>
-            <w:rStyle w:val="a5"/>
-            <w:rFonts w:ascii="Times New Roman" w:hAnsi="Times New Roman" w:cs="Times New Roman"/>
-            <w:sz w:val="28"/>
-            <w:szCs w:val="28"/>
-            <w:lang w:val="en-US"/>
-          </w:rPr>
-          <w:t>github</w:t>
-        </w:r>
-        <w:proofErr w:type="spellEnd"/>
-        <w:r>
-          <w:rPr>
-            <w:rStyle w:val="a5"/>
-            <w:rFonts w:ascii="Times New Roman" w:hAnsi="Times New Roman" w:cs="Times New Roman"/>
-            <w:sz w:val="28"/>
-            <w:szCs w:val="28"/>
-          </w:rPr>
-          <w:t>.</w:t>
-        </w:r>
-        <w:r>
-          <w:rPr>
-            <w:rStyle w:val="a5"/>
-            <w:rFonts w:ascii="Times New Roman" w:hAnsi="Times New Roman" w:cs="Times New Roman"/>
-            <w:sz w:val="28"/>
-            <w:szCs w:val="28"/>
-            <w:lang w:val="en-US"/>
-          </w:rPr>
-          <w:t>com</w:t>
-        </w:r>
-        <w:r>
-          <w:rPr>
-            <w:rStyle w:val="a5"/>
-            <w:rFonts w:ascii="Times New Roman" w:hAnsi="Times New Roman" w:cs="Times New Roman"/>
-            <w:sz w:val="28"/>
-            <w:szCs w:val="28"/>
-          </w:rPr>
-          <w:t>/</w:t>
-        </w:r>
-        <w:proofErr w:type="spellStart"/>
-        <w:r>
-          <w:rPr>
-            <w:rStyle w:val="a5"/>
-            <w:rFonts w:ascii="Times New Roman" w:hAnsi="Times New Roman" w:cs="Times New Roman"/>
-            <w:sz w:val="28"/>
-            <w:szCs w:val="28"/>
-            <w:lang w:val="en-US"/>
-          </w:rPr>
-          <w:t>semchik</w:t>
-        </w:r>
-        <w:proofErr w:type="spellEnd"/>
-        <w:r>
-          <w:rPr>
-            <w:rStyle w:val="a5"/>
-            <w:rFonts w:ascii="Times New Roman" w:hAnsi="Times New Roman" w:cs="Times New Roman"/>
-            <w:sz w:val="28"/>
-            <w:szCs w:val="28"/>
-          </w:rPr>
-          <w:t>200001</w:t>
-        </w:r>
-        <w:r>
-          <w:rPr>
-            <w:rStyle w:val="a5"/>
-            <w:rFonts w:ascii="Times New Roman" w:hAnsi="Times New Roman" w:cs="Times New Roman"/>
-            <w:sz w:val="28"/>
-            <w:szCs w:val="28"/>
-          </w:rPr>
-          <w:t>/</w:t>
-        </w:r>
-        <w:proofErr w:type="spellStart"/>
-        <w:r>
-          <w:rPr>
-            <w:rStyle w:val="a5"/>
-            <w:rFonts w:ascii="Times New Roman" w:hAnsi="Times New Roman" w:cs="Times New Roman"/>
-            <w:sz w:val="28"/>
-            <w:szCs w:val="28"/>
-            <w:lang w:val="en-US"/>
-          </w:rPr>
-          <w:t>tpo</w:t>
-        </w:r>
-        <w:proofErr w:type="spellEnd"/>
-        <w:r>
-          <w:rPr>
-            <w:rStyle w:val="a5"/>
-            <w:rFonts w:ascii="Times New Roman" w:hAnsi="Times New Roman" w:cs="Times New Roman"/>
-            <w:sz w:val="28"/>
-            <w:szCs w:val="28"/>
-          </w:rPr>
-          <w:t>-</w:t>
-        </w:r>
-        <w:r>
-          <w:rPr>
-            <w:rStyle w:val="a5"/>
-            <w:rFonts w:ascii="Times New Roman" w:hAnsi="Times New Roman" w:cs="Times New Roman"/>
-            <w:sz w:val="28"/>
-            <w:szCs w:val="28"/>
-            <w:lang w:val="en-US"/>
-          </w:rPr>
-          <w:t>lab</w:t>
-        </w:r>
-        <w:r>
-          <w:rPr>
-            <w:rStyle w:val="a5"/>
-            <w:rFonts w:ascii="Times New Roman" w:hAnsi="Times New Roman" w:cs="Times New Roman"/>
-            <w:sz w:val="28"/>
-            <w:szCs w:val="28"/>
-          </w:rPr>
-          <w:t>4</w:t>
-        </w:r>
-      </w:hyperlink>
-      <w:r>
-        <w:rPr>
-          <w:rFonts w:ascii="Times New Roman" w:hAnsi="Times New Roman" w:cs="Times New Roman"/>
-          <w:sz w:val="28"/>
-          <w:szCs w:val="28"/>
-        </w:rPr>
-        <w:t xml:space="preserve"> </w:t>
-      </w:r>
-      <w:r>
-        <w:rPr>
-          <w:rFonts w:ascii="Times New Roman" w:hAnsi="Times New Roman" w:cs="Times New Roman"/>
-          <w:sz w:val="28"/>
-          <w:szCs w:val="28"/>
-        </w:rPr>
-        <w:br w:type="page"/>
       </w:r>
     </w:p>
     <w:p>

--- a/docs/TPO-LAB4 Молодиченко Семен Андреевич.docx
+++ b/docs/TPO-LAB4 Молодиченко Семен Андреевич.docx
@@ -2791,6 +2791,58 @@
                     <a:xfrm>
                       <a:off x="0" y="0"/>
                       <a:ext cx="5939790" cy="2166933"/>
+                    </a:xfrm>
+                    <a:prstGeom prst="rect">
+                      <a:avLst/>
+                    </a:prstGeom>
+                  </pic:spPr>
+                </pic:pic>
+              </a:graphicData>
+            </a:graphic>
+          </wp:inline>
+        </w:drawing>
+      </w:r>
+    </w:p>
+    <w:p>
+      <w:pPr>
+        <w:rPr>
+          <w:rFonts w:ascii="Times New Roman" w:eastAsia="Times New Roman" w:hAnsi="Times New Roman" w:cs="Times New Roman"/>
+          <w:sz w:val="28"/>
+          <w:szCs w:val="28"/>
+        </w:rPr>
+      </w:pPr>
+      <w:r>
+        <w:rPr>
+          <w:rFonts w:ascii="Times New Roman" w:eastAsia="Times New Roman" w:hAnsi="Times New Roman" w:cs="Times New Roman"/>
+          <w:noProof/>
+          <w:sz w:val="28"/>
+          <w:szCs w:val="28"/>
+        </w:rPr>
+        <w:drawing>
+          <wp:inline distT="0" distB="0" distL="0" distR="0" wp14:anchorId="5A2BC03F" wp14:editId="6ABB7A01">
+            <wp:extent cx="5939790" cy="2942253"/>
+            <wp:effectExtent l="0" t="0" r="3810" b="0"/>
+            <wp:docPr id="481102999" name="Picture 1"/>
+            <wp:cNvGraphicFramePr>
+              <a:graphicFrameLocks xmlns:a="http://schemas.openxmlformats.org/drawingml/2006/main" noChangeAspect="1"/>
+            </wp:cNvGraphicFramePr>
+            <a:graphic xmlns:a="http://schemas.openxmlformats.org/drawingml/2006/main">
+              <a:graphicData uri="http://schemas.openxmlformats.org/drawingml/2006/picture">
+                <pic:pic xmlns:pic="http://schemas.openxmlformats.org/drawingml/2006/picture">
+                  <pic:nvPicPr>
+                    <pic:cNvPr id="481102952" name=""/>
+                    <pic:cNvPicPr/>
+                  </pic:nvPicPr>
+                  <pic:blipFill>
+                    <a:blip r:embed="rId33"/>
+                    <a:stretch>
+                      <a:fillRect/>
+                    </a:stretch>
+                  </pic:blipFill>
+                  <pic:spPr>
+                    <a:xfrm>
+                      <a:off x="0" y="0"/>
+                      <a:ext cx="5939790" cy="2942253"/>
                     </a:xfrm>
                     <a:prstGeom prst="rect">
                       <a:avLst/>
